--- a/Modulo_3/AE2_ABPRO-Ejercicio grupal/AE2_ABPRO-Ejercicio grupal.docx
+++ b/Modulo_3/AE2_ABPRO-Ejercicio grupal/AE2_ABPRO-Ejercicio grupal.docx
@@ -2932,7 +2932,27 @@
           <w:szCs w:val="20"/>
         </w:rPr>
         <w:lastRenderedPageBreak/>
-        <w:t>CODIGO SCRIPT.JS</w:t>
+        <w:t>CODIGO</w:t>
+      </w:r>
+      <w:r>
+        <w:rPr>
+          <w:rFonts w:ascii="Century Gothic" w:hAnsi="Century Gothic"/>
+          <w:b/>
+          <w:sz w:val="20"/>
+          <w:szCs w:val="20"/>
+        </w:rPr>
+        <w:t xml:space="preserve"> A PRESENTAR</w:t>
+      </w:r>
+      <w:bookmarkStart w:id="0" w:name="_GoBack"/>
+      <w:bookmarkEnd w:id="0"/>
+      <w:r>
+        <w:rPr>
+          <w:rFonts w:ascii="Century Gothic" w:hAnsi="Century Gothic"/>
+          <w:b/>
+          <w:sz w:val="20"/>
+          <w:szCs w:val="20"/>
+        </w:rPr>
+        <w:t xml:space="preserve"> SCRIPT.JS</w:t>
       </w:r>
     </w:p>
     <w:p>
@@ -3285,7 +3305,25 @@
           <w:sz w:val="20"/>
           <w:szCs w:val="20"/>
         </w:rPr>
-        <w:t xml:space="preserve"> agregarProducto(nombre, cantidad, precio) {</w:t>
+        <w:t xml:space="preserve"> </w:t>
+      </w:r>
+      <w:proofErr w:type="spellStart"/>
+      <w:r>
+        <w:rPr>
+          <w:rFonts w:ascii="Century Gothic" w:hAnsi="Century Gothic"/>
+          <w:sz w:val="20"/>
+          <w:szCs w:val="20"/>
+        </w:rPr>
+        <w:t>agregarProducto</w:t>
+      </w:r>
+      <w:proofErr w:type="spellEnd"/>
+      <w:r>
+        <w:rPr>
+          <w:rFonts w:ascii="Century Gothic" w:hAnsi="Century Gothic"/>
+          <w:sz w:val="20"/>
+          <w:szCs w:val="20"/>
+        </w:rPr>
+        <w:t>(nombre, cantidad, precio) {</w:t>
       </w:r>
     </w:p>
     <w:p>
@@ -3472,116 +3510,6 @@
           <w:szCs w:val="20"/>
         </w:rPr>
       </w:pPr>
-      <w:proofErr w:type="gramStart"/>
-      <w:r>
-        <w:rPr>
-          <w:rFonts w:ascii="Century Gothic" w:hAnsi="Century Gothic"/>
-          <w:sz w:val="20"/>
-          <w:szCs w:val="20"/>
-        </w:rPr>
-        <w:t>if</w:t>
-      </w:r>
-      <w:proofErr w:type="gramEnd"/>
-      <w:r>
-        <w:rPr>
-          <w:rFonts w:ascii="Century Gothic" w:hAnsi="Century Gothic"/>
-          <w:sz w:val="20"/>
-          <w:szCs w:val="20"/>
-        </w:rPr>
-        <w:t xml:space="preserve"> (</w:t>
-      </w:r>
-      <w:proofErr w:type="spellStart"/>
-      <w:r>
-        <w:rPr>
-          <w:rFonts w:ascii="Century Gothic" w:hAnsi="Century Gothic"/>
-          <w:sz w:val="20"/>
-          <w:szCs w:val="20"/>
-        </w:rPr>
-        <w:t>carrito.length</w:t>
-      </w:r>
-      <w:proofErr w:type="spellEnd"/>
-      <w:r>
-        <w:rPr>
-          <w:rFonts w:ascii="Century Gothic" w:hAnsi="Century Gothic"/>
-          <w:sz w:val="20"/>
-          <w:szCs w:val="20"/>
-        </w:rPr>
-        <w:t xml:space="preserve"> &gt;= MAX_PRODUCTOS) {</w:t>
-      </w:r>
-    </w:p>
-    <w:p>
-      <w:pPr>
-        <w:spacing w:after="0" w:line="240" w:lineRule="auto"/>
-        <w:ind w:left="708" w:firstLine="708"/>
-        <w:jc w:val="both"/>
-        <w:rPr>
-          <w:rFonts w:ascii="Century Gothic" w:hAnsi="Century Gothic"/>
-          <w:sz w:val="20"/>
-          <w:szCs w:val="20"/>
-        </w:rPr>
-      </w:pPr>
-      <w:proofErr w:type="gramStart"/>
-      <w:r>
-        <w:rPr>
-          <w:rFonts w:ascii="Century Gothic" w:hAnsi="Century Gothic"/>
-          <w:sz w:val="20"/>
-          <w:szCs w:val="20"/>
-        </w:rPr>
-        <w:t>console.log(</w:t>
-      </w:r>
-      <w:proofErr w:type="gramEnd"/>
-      <w:r>
-        <w:rPr>
-          <w:rFonts w:ascii="Century Gothic" w:hAnsi="Century Gothic"/>
-          <w:sz w:val="20"/>
-          <w:szCs w:val="20"/>
-        </w:rPr>
-        <w:t>`</w:t>
-      </w:r>
-      <w:r>
-        <w:rPr>
-          <w:rFonts w:ascii="Century Gothic" w:hAnsi="Century Gothic" w:cs="Century Gothic"/>
-          <w:sz w:val="20"/>
-          <w:szCs w:val="20"/>
-        </w:rPr>
-        <w:t>❌</w:t>
-      </w:r>
-      <w:r>
-        <w:rPr>
-          <w:rFonts w:ascii="Century Gothic" w:hAnsi="Century Gothic"/>
-          <w:sz w:val="20"/>
-          <w:szCs w:val="20"/>
-        </w:rPr>
-        <w:t xml:space="preserve"> No puedes agregar m</w:t>
-      </w:r>
-      <w:r>
-        <w:rPr>
-          <w:rFonts w:ascii="Century Gothic" w:hAnsi="Century Gothic" w:cs="Calibri"/>
-          <w:sz w:val="20"/>
-          <w:szCs w:val="20"/>
-        </w:rPr>
-        <w:t>á</w:t>
-      </w:r>
-      <w:r>
-        <w:rPr>
-          <w:rFonts w:ascii="Century Gothic" w:hAnsi="Century Gothic"/>
-          <w:sz w:val="20"/>
-          <w:szCs w:val="20"/>
-        </w:rPr>
-        <w:t>s de ${MAX_PRODUCTOS} productos.`);</w:t>
-      </w:r>
-    </w:p>
-    <w:p>
-      <w:pPr>
-        <w:spacing w:after="0" w:line="240" w:lineRule="auto"/>
-        <w:ind w:left="708" w:firstLine="708"/>
-        <w:jc w:val="both"/>
-        <w:rPr>
-          <w:rFonts w:ascii="Century Gothic" w:hAnsi="Century Gothic"/>
-          <w:sz w:val="20"/>
-          <w:szCs w:val="20"/>
-        </w:rPr>
-      </w:pPr>
       <w:proofErr w:type="spellStart"/>
       <w:proofErr w:type="gramStart"/>
       <w:r>
@@ -3590,7 +3518,7 @@
           <w:sz w:val="20"/>
           <w:szCs w:val="20"/>
         </w:rPr>
-        <w:t>return</w:t>
+        <w:t>if</w:t>
       </w:r>
       <w:proofErr w:type="spellEnd"/>
       <w:proofErr w:type="gramEnd"/>
@@ -3600,44 +3528,93 @@
           <w:sz w:val="20"/>
           <w:szCs w:val="20"/>
         </w:rPr>
-        <w:t>;</w:t>
-      </w:r>
-    </w:p>
-    <w:p>
-      <w:pPr>
-        <w:spacing w:after="0" w:line="240" w:lineRule="auto"/>
-        <w:ind w:firstLine="708"/>
-        <w:jc w:val="both"/>
-        <w:rPr>
-          <w:rFonts w:ascii="Century Gothic" w:hAnsi="Century Gothic"/>
-          <w:sz w:val="20"/>
-          <w:szCs w:val="20"/>
-        </w:rPr>
-      </w:pPr>
-      <w:r>
-        <w:rPr>
-          <w:rFonts w:ascii="Century Gothic" w:hAnsi="Century Gothic"/>
-          <w:sz w:val="20"/>
-          <w:szCs w:val="20"/>
-        </w:rPr>
-        <w:t>}</w:t>
-      </w:r>
-    </w:p>
-    <w:p>
-      <w:pPr>
-        <w:spacing w:after="0" w:line="240" w:lineRule="auto"/>
-        <w:jc w:val="both"/>
-        <w:rPr>
-          <w:rFonts w:ascii="Century Gothic" w:hAnsi="Century Gothic"/>
-          <w:sz w:val="20"/>
-          <w:szCs w:val="20"/>
-        </w:rPr>
-      </w:pPr>
-    </w:p>
-    <w:p>
-      <w:pPr>
-        <w:spacing w:after="0" w:line="240" w:lineRule="auto"/>
-        <w:ind w:firstLine="708"/>
+        <w:t xml:space="preserve"> (</w:t>
+      </w:r>
+      <w:proofErr w:type="spellStart"/>
+      <w:r>
+        <w:rPr>
+          <w:rFonts w:ascii="Century Gothic" w:hAnsi="Century Gothic"/>
+          <w:sz w:val="20"/>
+          <w:szCs w:val="20"/>
+        </w:rPr>
+        <w:t>carrito.length</w:t>
+      </w:r>
+      <w:proofErr w:type="spellEnd"/>
+      <w:r>
+        <w:rPr>
+          <w:rFonts w:ascii="Century Gothic" w:hAnsi="Century Gothic"/>
+          <w:sz w:val="20"/>
+          <w:szCs w:val="20"/>
+        </w:rPr>
+        <w:t xml:space="preserve"> &gt;= MAX_PRODUCTOS) {</w:t>
+      </w:r>
+    </w:p>
+    <w:p>
+      <w:pPr>
+        <w:spacing w:after="0" w:line="240" w:lineRule="auto"/>
+        <w:ind w:left="708" w:firstLine="708"/>
+        <w:jc w:val="both"/>
+        <w:rPr>
+          <w:rFonts w:ascii="Century Gothic" w:hAnsi="Century Gothic"/>
+          <w:sz w:val="20"/>
+          <w:szCs w:val="20"/>
+        </w:rPr>
+      </w:pPr>
+      <w:proofErr w:type="gramStart"/>
+      <w:r>
+        <w:rPr>
+          <w:rFonts w:ascii="Century Gothic" w:hAnsi="Century Gothic"/>
+          <w:sz w:val="20"/>
+          <w:szCs w:val="20"/>
+        </w:rPr>
+        <w:t>console.log(</w:t>
+      </w:r>
+      <w:proofErr w:type="gramEnd"/>
+      <w:r>
+        <w:rPr>
+          <w:rFonts w:ascii="Century Gothic" w:hAnsi="Century Gothic"/>
+          <w:sz w:val="20"/>
+          <w:szCs w:val="20"/>
+        </w:rPr>
+        <w:t>`</w:t>
+      </w:r>
+      <w:r>
+        <w:rPr>
+          <w:rFonts w:ascii="Century Gothic" w:hAnsi="Century Gothic" w:cs="Century Gothic"/>
+          <w:sz w:val="20"/>
+          <w:szCs w:val="20"/>
+        </w:rPr>
+        <w:t>❌</w:t>
+      </w:r>
+      <w:r>
+        <w:rPr>
+          <w:rFonts w:ascii="Century Gothic" w:hAnsi="Century Gothic"/>
+          <w:sz w:val="20"/>
+          <w:szCs w:val="20"/>
+        </w:rPr>
+        <w:t xml:space="preserve"> No puedes agregar m</w:t>
+      </w:r>
+      <w:r>
+        <w:rPr>
+          <w:rFonts w:ascii="Century Gothic" w:hAnsi="Century Gothic" w:cs="Calibri"/>
+          <w:sz w:val="20"/>
+          <w:szCs w:val="20"/>
+        </w:rPr>
+        <w:t>á</w:t>
+      </w:r>
+      <w:r>
+        <w:rPr>
+          <w:rFonts w:ascii="Century Gothic" w:hAnsi="Century Gothic"/>
+          <w:sz w:val="20"/>
+          <w:szCs w:val="20"/>
+        </w:rPr>
+        <w:t>s de ${MAX_PRODUCTOS} productos.`);</w:t>
+      </w:r>
+    </w:p>
+    <w:p>
+      <w:pPr>
+        <w:spacing w:after="0" w:line="240" w:lineRule="auto"/>
+        <w:ind w:left="708" w:firstLine="708"/>
         <w:jc w:val="both"/>
         <w:rPr>
           <w:rFonts w:ascii="Century Gothic" w:hAnsi="Century Gothic"/>
@@ -3653,17 +3630,9 @@
           <w:sz w:val="20"/>
           <w:szCs w:val="20"/>
         </w:rPr>
-        <w:t>carrito.push</w:t>
+        <w:t>return</w:t>
       </w:r>
       <w:proofErr w:type="spellEnd"/>
-      <w:r>
-        <w:rPr>
-          <w:rFonts w:ascii="Century Gothic" w:hAnsi="Century Gothic"/>
-          <w:sz w:val="20"/>
-          <w:szCs w:val="20"/>
-        </w:rPr>
-        <w:t>(</w:t>
-      </w:r>
       <w:proofErr w:type="gramEnd"/>
       <w:r>
         <w:rPr>
@@ -3671,7 +3640,7 @@
           <w:sz w:val="20"/>
           <w:szCs w:val="20"/>
         </w:rPr>
-        <w:t>{ nombre, cantidad, precio });</w:t>
+        <w:t>;</w:t>
       </w:r>
     </w:p>
     <w:p>
@@ -3685,67 +3654,6 @@
           <w:szCs w:val="20"/>
         </w:rPr>
       </w:pPr>
-      <w:proofErr w:type="gramStart"/>
-      <w:r>
-        <w:rPr>
-          <w:rFonts w:ascii="Century Gothic" w:hAnsi="Century Gothic"/>
-          <w:sz w:val="20"/>
-          <w:szCs w:val="20"/>
-        </w:rPr>
-        <w:t>console.log(</w:t>
-      </w:r>
-      <w:proofErr w:type="gramEnd"/>
-      <w:r>
-        <w:rPr>
-          <w:rFonts w:ascii="Century Gothic" w:hAnsi="Century Gothic"/>
-          <w:sz w:val="20"/>
-          <w:szCs w:val="20"/>
-        </w:rPr>
-        <w:t>`</w:t>
-      </w:r>
-      <w:r>
-        <w:rPr>
-          <w:rFonts w:ascii="Century Gothic" w:hAnsi="Century Gothic" w:cs="Century Gothic"/>
-          <w:sz w:val="20"/>
-          <w:szCs w:val="20"/>
-        </w:rPr>
-        <w:t>✅</w:t>
-      </w:r>
-      <w:r>
-        <w:rPr>
-          <w:rFonts w:ascii="Century Gothic" w:hAnsi="Century Gothic"/>
-          <w:sz w:val="20"/>
-          <w:szCs w:val="20"/>
-        </w:rPr>
-        <w:t xml:space="preserve"> Producto a</w:t>
-      </w:r>
-      <w:r>
-        <w:rPr>
-          <w:rFonts w:ascii="Century Gothic" w:hAnsi="Century Gothic" w:cs="Calibri"/>
-          <w:sz w:val="20"/>
-          <w:szCs w:val="20"/>
-        </w:rPr>
-        <w:t>ñ</w:t>
-      </w:r>
-      <w:r>
-        <w:rPr>
-          <w:rFonts w:ascii="Century Gothic" w:hAnsi="Century Gothic"/>
-          <w:sz w:val="20"/>
-          <w:szCs w:val="20"/>
-        </w:rPr>
-        <w:t>adido: ${cantidad} x ${nombre} ($${precio} c/u)`);</w:t>
-      </w:r>
-    </w:p>
-    <w:p>
-      <w:pPr>
-        <w:spacing w:after="0" w:line="240" w:lineRule="auto"/>
-        <w:jc w:val="both"/>
-        <w:rPr>
-          <w:rFonts w:ascii="Century Gothic" w:hAnsi="Century Gothic"/>
-          <w:sz w:val="20"/>
-          <w:szCs w:val="20"/>
-        </w:rPr>
-      </w:pPr>
       <w:r>
         <w:rPr>
           <w:rFonts w:ascii="Century Gothic" w:hAnsi="Century Gothic"/>
@@ -3769,6 +3677,7 @@
     <w:p>
       <w:pPr>
         <w:spacing w:after="0" w:line="240" w:lineRule="auto"/>
+        <w:ind w:firstLine="708"/>
         <w:jc w:val="both"/>
         <w:rPr>
           <w:rFonts w:ascii="Century Gothic" w:hAnsi="Century Gothic"/>
@@ -3784,6 +3693,137 @@
           <w:sz w:val="20"/>
           <w:szCs w:val="20"/>
         </w:rPr>
+        <w:t>carrito.push</w:t>
+      </w:r>
+      <w:proofErr w:type="spellEnd"/>
+      <w:r>
+        <w:rPr>
+          <w:rFonts w:ascii="Century Gothic" w:hAnsi="Century Gothic"/>
+          <w:sz w:val="20"/>
+          <w:szCs w:val="20"/>
+        </w:rPr>
+        <w:t>(</w:t>
+      </w:r>
+      <w:proofErr w:type="gramEnd"/>
+      <w:r>
+        <w:rPr>
+          <w:rFonts w:ascii="Century Gothic" w:hAnsi="Century Gothic"/>
+          <w:sz w:val="20"/>
+          <w:szCs w:val="20"/>
+        </w:rPr>
+        <w:t>{ nombre, cantidad, precio });</w:t>
+      </w:r>
+    </w:p>
+    <w:p>
+      <w:pPr>
+        <w:spacing w:after="0" w:line="240" w:lineRule="auto"/>
+        <w:ind w:firstLine="708"/>
+        <w:jc w:val="both"/>
+        <w:rPr>
+          <w:rFonts w:ascii="Century Gothic" w:hAnsi="Century Gothic"/>
+          <w:sz w:val="20"/>
+          <w:szCs w:val="20"/>
+        </w:rPr>
+      </w:pPr>
+      <w:proofErr w:type="gramStart"/>
+      <w:r>
+        <w:rPr>
+          <w:rFonts w:ascii="Century Gothic" w:hAnsi="Century Gothic"/>
+          <w:sz w:val="20"/>
+          <w:szCs w:val="20"/>
+        </w:rPr>
+        <w:t>console.log(</w:t>
+      </w:r>
+      <w:proofErr w:type="gramEnd"/>
+      <w:r>
+        <w:rPr>
+          <w:rFonts w:ascii="Century Gothic" w:hAnsi="Century Gothic"/>
+          <w:sz w:val="20"/>
+          <w:szCs w:val="20"/>
+        </w:rPr>
+        <w:t>`</w:t>
+      </w:r>
+      <w:r>
+        <w:rPr>
+          <w:rFonts w:ascii="Century Gothic" w:hAnsi="Century Gothic" w:cs="Century Gothic"/>
+          <w:sz w:val="20"/>
+          <w:szCs w:val="20"/>
+        </w:rPr>
+        <w:t>✅</w:t>
+      </w:r>
+      <w:r>
+        <w:rPr>
+          <w:rFonts w:ascii="Century Gothic" w:hAnsi="Century Gothic"/>
+          <w:sz w:val="20"/>
+          <w:szCs w:val="20"/>
+        </w:rPr>
+        <w:t xml:space="preserve"> Producto a</w:t>
+      </w:r>
+      <w:r>
+        <w:rPr>
+          <w:rFonts w:ascii="Century Gothic" w:hAnsi="Century Gothic" w:cs="Calibri"/>
+          <w:sz w:val="20"/>
+          <w:szCs w:val="20"/>
+        </w:rPr>
+        <w:t>ñ</w:t>
+      </w:r>
+      <w:r>
+        <w:rPr>
+          <w:rFonts w:ascii="Century Gothic" w:hAnsi="Century Gothic"/>
+          <w:sz w:val="20"/>
+          <w:szCs w:val="20"/>
+        </w:rPr>
+        <w:t>adido: ${cantidad} x ${nombre} ($${precio} c/u)`);</w:t>
+      </w:r>
+    </w:p>
+    <w:p>
+      <w:pPr>
+        <w:spacing w:after="0" w:line="240" w:lineRule="auto"/>
+        <w:jc w:val="both"/>
+        <w:rPr>
+          <w:rFonts w:ascii="Century Gothic" w:hAnsi="Century Gothic"/>
+          <w:sz w:val="20"/>
+          <w:szCs w:val="20"/>
+        </w:rPr>
+      </w:pPr>
+      <w:r>
+        <w:rPr>
+          <w:rFonts w:ascii="Century Gothic" w:hAnsi="Century Gothic"/>
+          <w:sz w:val="20"/>
+          <w:szCs w:val="20"/>
+        </w:rPr>
+        <w:t>}</w:t>
+      </w:r>
+    </w:p>
+    <w:p>
+      <w:pPr>
+        <w:spacing w:after="0" w:line="240" w:lineRule="auto"/>
+        <w:jc w:val="both"/>
+        <w:rPr>
+          <w:rFonts w:ascii="Century Gothic" w:hAnsi="Century Gothic"/>
+          <w:sz w:val="20"/>
+          <w:szCs w:val="20"/>
+        </w:rPr>
+      </w:pPr>
+    </w:p>
+    <w:p>
+      <w:pPr>
+        <w:spacing w:after="0" w:line="240" w:lineRule="auto"/>
+        <w:jc w:val="both"/>
+        <w:rPr>
+          <w:rFonts w:ascii="Century Gothic" w:hAnsi="Century Gothic"/>
+          <w:sz w:val="20"/>
+          <w:szCs w:val="20"/>
+        </w:rPr>
+      </w:pPr>
+      <w:proofErr w:type="spellStart"/>
+      <w:proofErr w:type="gramStart"/>
+      <w:r>
+        <w:rPr>
+          <w:rFonts w:ascii="Century Gothic" w:hAnsi="Century Gothic"/>
+          <w:sz w:val="20"/>
+          <w:szCs w:val="20"/>
+        </w:rPr>
         <w:t>function</w:t>
       </w:r>
       <w:proofErr w:type="spellEnd"/>
@@ -3894,54 +3934,6 @@
           <w:szCs w:val="20"/>
         </w:rPr>
       </w:pPr>
-      <w:proofErr w:type="gramStart"/>
-      <w:r>
-        <w:rPr>
-          <w:rFonts w:ascii="Century Gothic" w:hAnsi="Century Gothic"/>
-          <w:sz w:val="20"/>
-          <w:szCs w:val="20"/>
-        </w:rPr>
-        <w:t>if</w:t>
-      </w:r>
-      <w:proofErr w:type="gramEnd"/>
-      <w:r>
-        <w:rPr>
-          <w:rFonts w:ascii="Century Gothic" w:hAnsi="Century Gothic"/>
-          <w:sz w:val="20"/>
-          <w:szCs w:val="20"/>
-        </w:rPr>
-        <w:t xml:space="preserve"> (</w:t>
-      </w:r>
-      <w:proofErr w:type="spellStart"/>
-      <w:r>
-        <w:rPr>
-          <w:rFonts w:ascii="Century Gothic" w:hAnsi="Century Gothic"/>
-          <w:sz w:val="20"/>
-          <w:szCs w:val="20"/>
-        </w:rPr>
-        <w:t>index</w:t>
-      </w:r>
-      <w:proofErr w:type="spellEnd"/>
-      <w:r>
-        <w:rPr>
-          <w:rFonts w:ascii="Century Gothic" w:hAnsi="Century Gothic"/>
-          <w:sz w:val="20"/>
-          <w:szCs w:val="20"/>
-        </w:rPr>
-        <w:t xml:space="preserve"> !== -1) {</w:t>
-      </w:r>
-    </w:p>
-    <w:p>
-      <w:pPr>
-        <w:spacing w:after="0" w:line="240" w:lineRule="auto"/>
-        <w:ind w:left="708" w:firstLine="708"/>
-        <w:jc w:val="both"/>
-        <w:rPr>
-          <w:rFonts w:ascii="Century Gothic" w:hAnsi="Century Gothic"/>
-          <w:sz w:val="20"/>
-          <w:szCs w:val="20"/>
-        </w:rPr>
-      </w:pPr>
       <w:proofErr w:type="spellStart"/>
       <w:proofErr w:type="gramStart"/>
       <w:r>
@@ -3950,6 +3942,56 @@
           <w:sz w:val="20"/>
           <w:szCs w:val="20"/>
         </w:rPr>
+        <w:t>if</w:t>
+      </w:r>
+      <w:proofErr w:type="spellEnd"/>
+      <w:proofErr w:type="gramEnd"/>
+      <w:r>
+        <w:rPr>
+          <w:rFonts w:ascii="Century Gothic" w:hAnsi="Century Gothic"/>
+          <w:sz w:val="20"/>
+          <w:szCs w:val="20"/>
+        </w:rPr>
+        <w:t xml:space="preserve"> (</w:t>
+      </w:r>
+      <w:proofErr w:type="spellStart"/>
+      <w:r>
+        <w:rPr>
+          <w:rFonts w:ascii="Century Gothic" w:hAnsi="Century Gothic"/>
+          <w:sz w:val="20"/>
+          <w:szCs w:val="20"/>
+        </w:rPr>
+        <w:t>index</w:t>
+      </w:r>
+      <w:proofErr w:type="spellEnd"/>
+      <w:r>
+        <w:rPr>
+          <w:rFonts w:ascii="Century Gothic" w:hAnsi="Century Gothic"/>
+          <w:sz w:val="20"/>
+          <w:szCs w:val="20"/>
+        </w:rPr>
+        <w:t xml:space="preserve"> !== -1) {</w:t>
+      </w:r>
+    </w:p>
+    <w:p>
+      <w:pPr>
+        <w:spacing w:after="0" w:line="240" w:lineRule="auto"/>
+        <w:ind w:left="708" w:firstLine="708"/>
+        <w:jc w:val="both"/>
+        <w:rPr>
+          <w:rFonts w:ascii="Century Gothic" w:hAnsi="Century Gothic"/>
+          <w:sz w:val="20"/>
+          <w:szCs w:val="20"/>
+        </w:rPr>
+      </w:pPr>
+      <w:proofErr w:type="spellStart"/>
+      <w:proofErr w:type="gramStart"/>
+      <w:r>
+        <w:rPr>
+          <w:rFonts w:ascii="Century Gothic" w:hAnsi="Century Gothic"/>
+          <w:sz w:val="20"/>
+          <w:szCs w:val="20"/>
+        </w:rPr>
         <w:t>carrito.splice</w:t>
       </w:r>
       <w:proofErr w:type="spellEnd"/>
@@ -4197,7 +4239,25 @@
           <w:sz w:val="20"/>
           <w:szCs w:val="20"/>
         </w:rPr>
-        <w:t xml:space="preserve"> calcularTotal() {</w:t>
+        <w:t xml:space="preserve"> </w:t>
+      </w:r>
+      <w:proofErr w:type="spellStart"/>
+      <w:r>
+        <w:rPr>
+          <w:rFonts w:ascii="Century Gothic" w:hAnsi="Century Gothic"/>
+          <w:sz w:val="20"/>
+          <w:szCs w:val="20"/>
+        </w:rPr>
+        <w:t>calcularTotal</w:t>
+      </w:r>
+      <w:proofErr w:type="spellEnd"/>
+      <w:r>
+        <w:rPr>
+          <w:rFonts w:ascii="Century Gothic" w:hAnsi="Century Gothic"/>
+          <w:sz w:val="20"/>
+          <w:szCs w:val="20"/>
+        </w:rPr>
+        <w:t>() {</w:t>
       </w:r>
     </w:p>
     <w:p>
@@ -4301,7 +4361,7 @@
           <w:sz w:val="20"/>
           <w:szCs w:val="20"/>
         </w:rPr>
-        <w:t xml:space="preserve"> += p.precio * </w:t>
+        <w:t xml:space="preserve"> += </w:t>
       </w:r>
       <w:proofErr w:type="spellStart"/>
       <w:r>
@@ -4310,6 +4370,24 @@
           <w:sz w:val="20"/>
           <w:szCs w:val="20"/>
         </w:rPr>
+        <w:t>p.precio</w:t>
+      </w:r>
+      <w:proofErr w:type="spellEnd"/>
+      <w:r>
+        <w:rPr>
+          <w:rFonts w:ascii="Century Gothic" w:hAnsi="Century Gothic"/>
+          <w:sz w:val="20"/>
+          <w:szCs w:val="20"/>
+        </w:rPr>
+        <w:t xml:space="preserve"> * </w:t>
+      </w:r>
+      <w:proofErr w:type="spellStart"/>
+      <w:r>
+        <w:rPr>
+          <w:rFonts w:ascii="Century Gothic" w:hAnsi="Century Gothic"/>
+          <w:sz w:val="20"/>
+          <w:szCs w:val="20"/>
+        </w:rPr>
         <w:t>p.cantidad</w:t>
       </w:r>
       <w:proofErr w:type="spellEnd"/>
@@ -4357,54 +4435,6 @@
       <w:pPr>
         <w:spacing w:after="0" w:line="240" w:lineRule="auto"/>
         <w:ind w:left="708"/>
-        <w:jc w:val="both"/>
-        <w:rPr>
-          <w:rFonts w:ascii="Century Gothic" w:hAnsi="Century Gothic"/>
-          <w:sz w:val="20"/>
-          <w:szCs w:val="20"/>
-        </w:rPr>
-      </w:pPr>
-      <w:proofErr w:type="gramStart"/>
-      <w:r>
-        <w:rPr>
-          <w:rFonts w:ascii="Century Gothic" w:hAnsi="Century Gothic"/>
-          <w:sz w:val="20"/>
-          <w:szCs w:val="20"/>
-        </w:rPr>
-        <w:t>if</w:t>
-      </w:r>
-      <w:proofErr w:type="gramEnd"/>
-      <w:r>
-        <w:rPr>
-          <w:rFonts w:ascii="Century Gothic" w:hAnsi="Century Gothic"/>
-          <w:sz w:val="20"/>
-          <w:szCs w:val="20"/>
-        </w:rPr>
-        <w:t xml:space="preserve"> (</w:t>
-      </w:r>
-      <w:proofErr w:type="spellStart"/>
-      <w:r>
-        <w:rPr>
-          <w:rFonts w:ascii="Century Gothic" w:hAnsi="Century Gothic"/>
-          <w:sz w:val="20"/>
-          <w:szCs w:val="20"/>
-        </w:rPr>
-        <w:t>totalCompra</w:t>
-      </w:r>
-      <w:proofErr w:type="spellEnd"/>
-      <w:r>
-        <w:rPr>
-          <w:rFonts w:ascii="Century Gothic" w:hAnsi="Century Gothic"/>
-          <w:sz w:val="20"/>
-          <w:szCs w:val="20"/>
-        </w:rPr>
-        <w:t xml:space="preserve"> &gt;= DESCUENTO_POR_MONTO) {</w:t>
-      </w:r>
-    </w:p>
-    <w:p>
-      <w:pPr>
-        <w:spacing w:after="0" w:line="240" w:lineRule="auto"/>
-        <w:ind w:left="708" w:firstLine="708"/>
         <w:jc w:val="both"/>
         <w:rPr>
           <w:rFonts w:ascii="Century Gothic" w:hAnsi="Century Gothic"/>
@@ -4420,7 +4450,7 @@
           <w:sz w:val="20"/>
           <w:szCs w:val="20"/>
         </w:rPr>
-        <w:t>const</w:t>
+        <w:t>if</w:t>
       </w:r>
       <w:proofErr w:type="spellEnd"/>
       <w:proofErr w:type="gramEnd"/>
@@ -4430,7 +4460,7 @@
           <w:sz w:val="20"/>
           <w:szCs w:val="20"/>
         </w:rPr>
-        <w:t xml:space="preserve"> descuento = </w:t>
+        <w:t xml:space="preserve"> (</w:t>
       </w:r>
       <w:proofErr w:type="spellStart"/>
       <w:r>
@@ -4448,7 +4478,7 @@
           <w:sz w:val="20"/>
           <w:szCs w:val="20"/>
         </w:rPr>
-        <w:t xml:space="preserve"> * PORCENTAJE_DESCUENTO;</w:t>
+        <w:t xml:space="preserve"> &gt;= DESCUENTO_POR_MONTO) {</w:t>
       </w:r>
     </w:p>
     <w:p>
@@ -4470,7 +4500,7 @@
           <w:sz w:val="20"/>
           <w:szCs w:val="20"/>
         </w:rPr>
-        <w:t>totalCompra</w:t>
+        <w:t>const</w:t>
       </w:r>
       <w:proofErr w:type="spellEnd"/>
       <w:proofErr w:type="gramEnd"/>
@@ -4480,7 +4510,25 @@
           <w:sz w:val="20"/>
           <w:szCs w:val="20"/>
         </w:rPr>
-        <w:t xml:space="preserve"> -= descuento;</w:t>
+        <w:t xml:space="preserve"> descuento = </w:t>
+      </w:r>
+      <w:proofErr w:type="spellStart"/>
+      <w:r>
+        <w:rPr>
+          <w:rFonts w:ascii="Century Gothic" w:hAnsi="Century Gothic"/>
+          <w:sz w:val="20"/>
+          <w:szCs w:val="20"/>
+        </w:rPr>
+        <w:t>totalCompra</w:t>
+      </w:r>
+      <w:proofErr w:type="spellEnd"/>
+      <w:r>
+        <w:rPr>
+          <w:rFonts w:ascii="Century Gothic" w:hAnsi="Century Gothic"/>
+          <w:sz w:val="20"/>
+          <w:szCs w:val="20"/>
+        </w:rPr>
+        <w:t xml:space="preserve"> * PORCENTAJE_DESCUENTO;</w:t>
       </w:r>
     </w:p>
     <w:p>
@@ -4502,7 +4550,7 @@
           <w:sz w:val="20"/>
           <w:szCs w:val="20"/>
         </w:rPr>
-        <w:t>descuentoAplicado</w:t>
+        <w:t>totalCompra</w:t>
       </w:r>
       <w:proofErr w:type="spellEnd"/>
       <w:proofErr w:type="gramEnd"/>
@@ -4512,45 +4560,7 @@
           <w:sz w:val="20"/>
           <w:szCs w:val="20"/>
         </w:rPr>
-        <w:t xml:space="preserve"> = true;</w:t>
-      </w:r>
-    </w:p>
-    <w:p>
-      <w:pPr>
-        <w:spacing w:after="0" w:line="240" w:lineRule="auto"/>
-        <w:ind w:left="708"/>
-        <w:jc w:val="both"/>
-        <w:rPr>
-          <w:rFonts w:ascii="Century Gothic" w:hAnsi="Century Gothic"/>
-          <w:sz w:val="20"/>
-          <w:szCs w:val="20"/>
-        </w:rPr>
-      </w:pPr>
-      <w:r>
-        <w:rPr>
-          <w:rFonts w:ascii="Century Gothic" w:hAnsi="Century Gothic"/>
-          <w:sz w:val="20"/>
-          <w:szCs w:val="20"/>
-        </w:rPr>
-        <w:t xml:space="preserve">} </w:t>
-      </w:r>
-      <w:proofErr w:type="gramStart"/>
-      <w:r>
-        <w:rPr>
-          <w:rFonts w:ascii="Century Gothic" w:hAnsi="Century Gothic"/>
-          <w:sz w:val="20"/>
-          <w:szCs w:val="20"/>
-        </w:rPr>
-        <w:t>else</w:t>
-      </w:r>
-      <w:proofErr w:type="gramEnd"/>
-      <w:r>
-        <w:rPr>
-          <w:rFonts w:ascii="Century Gothic" w:hAnsi="Century Gothic"/>
-          <w:sz w:val="20"/>
-          <w:szCs w:val="20"/>
-        </w:rPr>
-        <w:t xml:space="preserve"> {</w:t>
+        <w:t xml:space="preserve"> -= descuento;</w:t>
       </w:r>
     </w:p>
     <w:p>
@@ -4582,7 +4592,7 @@
           <w:sz w:val="20"/>
           <w:szCs w:val="20"/>
         </w:rPr>
-        <w:t xml:space="preserve"> = false;</w:t>
+        <w:t xml:space="preserve"> = true;</w:t>
       </w:r>
     </w:p>
     <w:p>
@@ -4602,53 +4612,31 @@
           <w:sz w:val="20"/>
           <w:szCs w:val="20"/>
         </w:rPr>
-        <w:t>}</w:t>
-      </w:r>
-    </w:p>
-    <w:p>
-      <w:pPr>
-        <w:spacing w:after="0" w:line="240" w:lineRule="auto"/>
-        <w:jc w:val="both"/>
-        <w:rPr>
-          <w:rFonts w:ascii="Century Gothic" w:hAnsi="Century Gothic"/>
-          <w:sz w:val="20"/>
-          <w:szCs w:val="20"/>
-        </w:rPr>
-      </w:pPr>
-      <w:r>
-        <w:rPr>
-          <w:rFonts w:ascii="Century Gothic" w:hAnsi="Century Gothic"/>
-          <w:sz w:val="20"/>
-          <w:szCs w:val="20"/>
-        </w:rPr>
-        <w:t>}</w:t>
-      </w:r>
-    </w:p>
-    <w:p>
-      <w:pPr>
-        <w:spacing w:after="0" w:line="240" w:lineRule="auto"/>
-        <w:jc w:val="both"/>
-        <w:rPr>
-          <w:rFonts w:ascii="Century Gothic" w:hAnsi="Century Gothic"/>
-          <w:sz w:val="20"/>
-          <w:szCs w:val="20"/>
-        </w:rPr>
-      </w:pPr>
-    </w:p>
-    <w:p>
-      <w:pPr>
-        <w:spacing w:after="0" w:line="240" w:lineRule="auto"/>
-        <w:jc w:val="both"/>
-        <w:rPr>
-          <w:rFonts w:ascii="Century Gothic" w:hAnsi="Century Gothic"/>
-          <w:sz w:val="20"/>
-          <w:szCs w:val="20"/>
-        </w:rPr>
-      </w:pPr>
-    </w:p>
-    <w:p>
-      <w:pPr>
-        <w:spacing w:after="0" w:line="240" w:lineRule="auto"/>
+        <w:t xml:space="preserve">} </w:t>
+      </w:r>
+      <w:proofErr w:type="gramStart"/>
+      <w:r>
+        <w:rPr>
+          <w:rFonts w:ascii="Century Gothic" w:hAnsi="Century Gothic"/>
+          <w:sz w:val="20"/>
+          <w:szCs w:val="20"/>
+        </w:rPr>
+        <w:t>else</w:t>
+      </w:r>
+      <w:proofErr w:type="gramEnd"/>
+      <w:r>
+        <w:rPr>
+          <w:rFonts w:ascii="Century Gothic" w:hAnsi="Century Gothic"/>
+          <w:sz w:val="20"/>
+          <w:szCs w:val="20"/>
+        </w:rPr>
+        <w:t xml:space="preserve"> {</w:t>
+      </w:r>
+    </w:p>
+    <w:p>
+      <w:pPr>
+        <w:spacing w:after="0" w:line="240" w:lineRule="auto"/>
+        <w:ind w:left="708" w:firstLine="708"/>
         <w:jc w:val="both"/>
         <w:rPr>
           <w:rFonts w:ascii="Century Gothic" w:hAnsi="Century Gothic"/>
@@ -4664,6 +4652,98 @@
           <w:sz w:val="20"/>
           <w:szCs w:val="20"/>
         </w:rPr>
+        <w:t>descuentoAplicado</w:t>
+      </w:r>
+      <w:proofErr w:type="spellEnd"/>
+      <w:proofErr w:type="gramEnd"/>
+      <w:r>
+        <w:rPr>
+          <w:rFonts w:ascii="Century Gothic" w:hAnsi="Century Gothic"/>
+          <w:sz w:val="20"/>
+          <w:szCs w:val="20"/>
+        </w:rPr>
+        <w:t xml:space="preserve"> = false;</w:t>
+      </w:r>
+    </w:p>
+    <w:p>
+      <w:pPr>
+        <w:spacing w:after="0" w:line="240" w:lineRule="auto"/>
+        <w:ind w:left="708"/>
+        <w:jc w:val="both"/>
+        <w:rPr>
+          <w:rFonts w:ascii="Century Gothic" w:hAnsi="Century Gothic"/>
+          <w:sz w:val="20"/>
+          <w:szCs w:val="20"/>
+        </w:rPr>
+      </w:pPr>
+      <w:r>
+        <w:rPr>
+          <w:rFonts w:ascii="Century Gothic" w:hAnsi="Century Gothic"/>
+          <w:sz w:val="20"/>
+          <w:szCs w:val="20"/>
+        </w:rPr>
+        <w:t>}</w:t>
+      </w:r>
+    </w:p>
+    <w:p>
+      <w:pPr>
+        <w:spacing w:after="0" w:line="240" w:lineRule="auto"/>
+        <w:jc w:val="both"/>
+        <w:rPr>
+          <w:rFonts w:ascii="Century Gothic" w:hAnsi="Century Gothic"/>
+          <w:sz w:val="20"/>
+          <w:szCs w:val="20"/>
+        </w:rPr>
+      </w:pPr>
+      <w:r>
+        <w:rPr>
+          <w:rFonts w:ascii="Century Gothic" w:hAnsi="Century Gothic"/>
+          <w:sz w:val="20"/>
+          <w:szCs w:val="20"/>
+        </w:rPr>
+        <w:t>}</w:t>
+      </w:r>
+    </w:p>
+    <w:p>
+      <w:pPr>
+        <w:spacing w:after="0" w:line="240" w:lineRule="auto"/>
+        <w:jc w:val="both"/>
+        <w:rPr>
+          <w:rFonts w:ascii="Century Gothic" w:hAnsi="Century Gothic"/>
+          <w:sz w:val="20"/>
+          <w:szCs w:val="20"/>
+        </w:rPr>
+      </w:pPr>
+    </w:p>
+    <w:p>
+      <w:pPr>
+        <w:spacing w:after="0" w:line="240" w:lineRule="auto"/>
+        <w:jc w:val="both"/>
+        <w:rPr>
+          <w:rFonts w:ascii="Century Gothic" w:hAnsi="Century Gothic"/>
+          <w:sz w:val="20"/>
+          <w:szCs w:val="20"/>
+        </w:rPr>
+      </w:pPr>
+    </w:p>
+    <w:p>
+      <w:pPr>
+        <w:spacing w:after="0" w:line="240" w:lineRule="auto"/>
+        <w:jc w:val="both"/>
+        <w:rPr>
+          <w:rFonts w:ascii="Century Gothic" w:hAnsi="Century Gothic"/>
+          <w:sz w:val="20"/>
+          <w:szCs w:val="20"/>
+        </w:rPr>
+      </w:pPr>
+      <w:proofErr w:type="spellStart"/>
+      <w:proofErr w:type="gramStart"/>
+      <w:r>
+        <w:rPr>
+          <w:rFonts w:ascii="Century Gothic" w:hAnsi="Century Gothic"/>
+          <w:sz w:val="20"/>
+          <w:szCs w:val="20"/>
+        </w:rPr>
         <w:lastRenderedPageBreak/>
         <w:t>function</w:t>
       </w:r>
@@ -4675,107 +4755,31 @@
           <w:sz w:val="20"/>
           <w:szCs w:val="20"/>
         </w:rPr>
-        <w:t xml:space="preserve"> finalizarCompra() {</w:t>
+        <w:t xml:space="preserve"> </w:t>
+      </w:r>
+      <w:proofErr w:type="spellStart"/>
+      <w:r>
+        <w:rPr>
+          <w:rFonts w:ascii="Century Gothic" w:hAnsi="Century Gothic"/>
+          <w:sz w:val="20"/>
+          <w:szCs w:val="20"/>
+        </w:rPr>
+        <w:t>finalizarCompra</w:t>
+      </w:r>
+      <w:proofErr w:type="spellEnd"/>
+      <w:r>
+        <w:rPr>
+          <w:rFonts w:ascii="Century Gothic" w:hAnsi="Century Gothic"/>
+          <w:sz w:val="20"/>
+          <w:szCs w:val="20"/>
+        </w:rPr>
+        <w:t>() {</w:t>
       </w:r>
     </w:p>
     <w:p>
       <w:pPr>
         <w:spacing w:after="0" w:line="240" w:lineRule="auto"/>
         <w:ind w:firstLine="708"/>
-        <w:jc w:val="both"/>
-        <w:rPr>
-          <w:rFonts w:ascii="Century Gothic" w:hAnsi="Century Gothic"/>
-          <w:sz w:val="20"/>
-          <w:szCs w:val="20"/>
-        </w:rPr>
-      </w:pPr>
-      <w:proofErr w:type="gramStart"/>
-      <w:r>
-        <w:rPr>
-          <w:rFonts w:ascii="Century Gothic" w:hAnsi="Century Gothic"/>
-          <w:sz w:val="20"/>
-          <w:szCs w:val="20"/>
-        </w:rPr>
-        <w:t>if</w:t>
-      </w:r>
-      <w:proofErr w:type="gramEnd"/>
-      <w:r>
-        <w:rPr>
-          <w:rFonts w:ascii="Century Gothic" w:hAnsi="Century Gothic"/>
-          <w:sz w:val="20"/>
-          <w:szCs w:val="20"/>
-        </w:rPr>
-        <w:t xml:space="preserve"> (</w:t>
-      </w:r>
-      <w:proofErr w:type="spellStart"/>
-      <w:r>
-        <w:rPr>
-          <w:rFonts w:ascii="Century Gothic" w:hAnsi="Century Gothic"/>
-          <w:sz w:val="20"/>
-          <w:szCs w:val="20"/>
-        </w:rPr>
-        <w:t>carrito.length</w:t>
-      </w:r>
-      <w:proofErr w:type="spellEnd"/>
-      <w:r>
-        <w:rPr>
-          <w:rFonts w:ascii="Century Gothic" w:hAnsi="Century Gothic"/>
-          <w:sz w:val="20"/>
-          <w:szCs w:val="20"/>
-        </w:rPr>
-        <w:t xml:space="preserve"> === 0) {</w:t>
-      </w:r>
-    </w:p>
-    <w:p>
-      <w:pPr>
-        <w:spacing w:after="0" w:line="240" w:lineRule="auto"/>
-        <w:ind w:left="708" w:firstLine="708"/>
-        <w:jc w:val="both"/>
-        <w:rPr>
-          <w:rFonts w:ascii="Century Gothic" w:hAnsi="Century Gothic"/>
-          <w:sz w:val="20"/>
-          <w:szCs w:val="20"/>
-        </w:rPr>
-      </w:pPr>
-      <w:proofErr w:type="gramStart"/>
-      <w:r>
-        <w:rPr>
-          <w:rFonts w:ascii="Century Gothic" w:hAnsi="Century Gothic"/>
-          <w:sz w:val="20"/>
-          <w:szCs w:val="20"/>
-        </w:rPr>
-        <w:t>console.log(</w:t>
-      </w:r>
-      <w:proofErr w:type="gramEnd"/>
-      <w:r>
-        <w:rPr>
-          <w:rFonts w:ascii="Century Gothic" w:hAnsi="Century Gothic"/>
-          <w:sz w:val="20"/>
-          <w:szCs w:val="20"/>
-        </w:rPr>
-        <w:t>"</w:t>
-      </w:r>
-      <w:r>
-        <w:rPr>
-          <w:rFonts w:ascii="Segoe UI Symbol" w:hAnsi="Segoe UI Symbol" w:cs="Segoe UI Symbol"/>
-          <w:sz w:val="20"/>
-          <w:szCs w:val="20"/>
-        </w:rPr>
-        <w:t>🛒</w:t>
-      </w:r>
-      <w:r>
-        <w:rPr>
-          <w:rFonts w:ascii="Century Gothic" w:hAnsi="Century Gothic"/>
-          <w:sz w:val="20"/>
-          <w:szCs w:val="20"/>
-        </w:rPr>
-        <w:t xml:space="preserve"> Tu carrito está vacío.");</w:t>
-      </w:r>
-    </w:p>
-    <w:p>
-      <w:pPr>
-        <w:spacing w:after="0" w:line="240" w:lineRule="auto"/>
-        <w:ind w:left="708" w:firstLine="708"/>
         <w:jc w:val="both"/>
         <w:rPr>
           <w:rFonts w:ascii="Century Gothic" w:hAnsi="Century Gothic"/>
@@ -4791,7 +4795,7 @@
           <w:sz w:val="20"/>
           <w:szCs w:val="20"/>
         </w:rPr>
-        <w:t>return</w:t>
+        <w:t>if</w:t>
       </w:r>
       <w:proofErr w:type="spellEnd"/>
       <w:proofErr w:type="gramEnd"/>
@@ -4801,44 +4805,31 @@
           <w:sz w:val="20"/>
           <w:szCs w:val="20"/>
         </w:rPr>
-        <w:t>;</w:t>
-      </w:r>
-    </w:p>
-    <w:p>
-      <w:pPr>
-        <w:spacing w:after="0" w:line="240" w:lineRule="auto"/>
-        <w:ind w:firstLine="708"/>
-        <w:jc w:val="both"/>
-        <w:rPr>
-          <w:rFonts w:ascii="Century Gothic" w:hAnsi="Century Gothic"/>
-          <w:sz w:val="20"/>
-          <w:szCs w:val="20"/>
-        </w:rPr>
-      </w:pPr>
-      <w:r>
-        <w:rPr>
-          <w:rFonts w:ascii="Century Gothic" w:hAnsi="Century Gothic"/>
-          <w:sz w:val="20"/>
-          <w:szCs w:val="20"/>
-        </w:rPr>
-        <w:t>}</w:t>
-      </w:r>
-    </w:p>
-    <w:p>
-      <w:pPr>
-        <w:spacing w:after="0" w:line="240" w:lineRule="auto"/>
-        <w:jc w:val="both"/>
-        <w:rPr>
-          <w:rFonts w:ascii="Century Gothic" w:hAnsi="Century Gothic"/>
-          <w:sz w:val="20"/>
-          <w:szCs w:val="20"/>
-        </w:rPr>
-      </w:pPr>
-    </w:p>
-    <w:p>
-      <w:pPr>
-        <w:spacing w:after="0" w:line="240" w:lineRule="auto"/>
-        <w:ind w:firstLine="708"/>
+        <w:t xml:space="preserve"> (</w:t>
+      </w:r>
+      <w:proofErr w:type="spellStart"/>
+      <w:r>
+        <w:rPr>
+          <w:rFonts w:ascii="Century Gothic" w:hAnsi="Century Gothic"/>
+          <w:sz w:val="20"/>
+          <w:szCs w:val="20"/>
+        </w:rPr>
+        <w:t>carrito.length</w:t>
+      </w:r>
+      <w:proofErr w:type="spellEnd"/>
+      <w:r>
+        <w:rPr>
+          <w:rFonts w:ascii="Century Gothic" w:hAnsi="Century Gothic"/>
+          <w:sz w:val="20"/>
+          <w:szCs w:val="20"/>
+        </w:rPr>
+        <w:t xml:space="preserve"> === 0) {</w:t>
+      </w:r>
+    </w:p>
+    <w:p>
+      <w:pPr>
+        <w:spacing w:after="0" w:line="240" w:lineRule="auto"/>
+        <w:ind w:left="708" w:firstLine="708"/>
         <w:jc w:val="both"/>
         <w:rPr>
           <w:rFonts w:ascii="Century Gothic" w:hAnsi="Century Gothic"/>
@@ -4853,7 +4844,7 @@
           <w:sz w:val="20"/>
           <w:szCs w:val="20"/>
         </w:rPr>
-        <w:t>calcularTotal</w:t>
+        <w:t>console.log(</w:t>
       </w:r>
       <w:proofErr w:type="gramEnd"/>
       <w:r>
@@ -4862,111 +4853,6 @@
           <w:sz w:val="20"/>
           <w:szCs w:val="20"/>
         </w:rPr>
-        <w:t>();</w:t>
-      </w:r>
-    </w:p>
-    <w:p>
-      <w:pPr>
-        <w:spacing w:after="0" w:line="240" w:lineRule="auto"/>
-        <w:jc w:val="both"/>
-        <w:rPr>
-          <w:rFonts w:ascii="Century Gothic" w:hAnsi="Century Gothic"/>
-          <w:sz w:val="20"/>
-          <w:szCs w:val="20"/>
-        </w:rPr>
-      </w:pPr>
-    </w:p>
-    <w:p>
-      <w:pPr>
-        <w:spacing w:after="0" w:line="240" w:lineRule="auto"/>
-        <w:ind w:firstLine="708"/>
-        <w:jc w:val="both"/>
-        <w:rPr>
-          <w:rFonts w:ascii="Century Gothic" w:hAnsi="Century Gothic"/>
-          <w:sz w:val="20"/>
-          <w:szCs w:val="20"/>
-        </w:rPr>
-      </w:pPr>
-      <w:proofErr w:type="gramStart"/>
-      <w:r>
-        <w:rPr>
-          <w:rFonts w:ascii="Century Gothic" w:hAnsi="Century Gothic"/>
-          <w:sz w:val="20"/>
-          <w:szCs w:val="20"/>
-        </w:rPr>
-        <w:t>console.log(</w:t>
-      </w:r>
-      <w:proofErr w:type="gramEnd"/>
-      <w:r>
-        <w:rPr>
-          <w:rFonts w:ascii="Century Gothic" w:hAnsi="Century Gothic"/>
-          <w:sz w:val="20"/>
-          <w:szCs w:val="20"/>
-        </w:rPr>
-        <w:t>`</w:t>
-      </w:r>
-      <w:r>
-        <w:rPr>
-          <w:rFonts w:ascii="Century Gothic" w:hAnsi="Century Gothic" w:cs="Century Gothic"/>
-          <w:sz w:val="20"/>
-          <w:szCs w:val="20"/>
-        </w:rPr>
-        <w:t>🧾</w:t>
-      </w:r>
-      <w:r>
-        <w:rPr>
-          <w:rFonts w:ascii="Century Gothic" w:hAnsi="Century Gothic"/>
-          <w:sz w:val="20"/>
-          <w:szCs w:val="20"/>
-        </w:rPr>
-        <w:t xml:space="preserve"> Cliente: ${</w:t>
-      </w:r>
-      <w:proofErr w:type="spellStart"/>
-      <w:r>
-        <w:rPr>
-          <w:rFonts w:ascii="Century Gothic" w:hAnsi="Century Gothic"/>
-          <w:sz w:val="20"/>
-          <w:szCs w:val="20"/>
-        </w:rPr>
-        <w:t>nombreCliente</w:t>
-      </w:r>
-      <w:proofErr w:type="spellEnd"/>
-      <w:r>
-        <w:rPr>
-          <w:rFonts w:ascii="Century Gothic" w:hAnsi="Century Gothic"/>
-          <w:sz w:val="20"/>
-          <w:szCs w:val="20"/>
-        </w:rPr>
-        <w:t>}`);</w:t>
-      </w:r>
-    </w:p>
-    <w:p>
-      <w:pPr>
-        <w:spacing w:after="0" w:line="240" w:lineRule="auto"/>
-        <w:ind w:firstLine="708"/>
-        <w:jc w:val="both"/>
-        <w:rPr>
-          <w:rFonts w:ascii="Century Gothic" w:hAnsi="Century Gothic"/>
-          <w:sz w:val="20"/>
-          <w:szCs w:val="20"/>
-        </w:rPr>
-      </w:pPr>
-      <w:proofErr w:type="gramStart"/>
-      <w:r>
-        <w:rPr>
-          <w:rFonts w:ascii="Century Gothic" w:hAnsi="Century Gothic"/>
-          <w:sz w:val="20"/>
-          <w:szCs w:val="20"/>
-        </w:rPr>
-        <w:t>console.log(</w:t>
-      </w:r>
-      <w:proofErr w:type="gramEnd"/>
-      <w:r>
-        <w:rPr>
-          <w:rFonts w:ascii="Century Gothic" w:hAnsi="Century Gothic"/>
-          <w:sz w:val="20"/>
-          <w:szCs w:val="20"/>
-        </w:rPr>
         <w:t>"</w:t>
       </w:r>
       <w:r>
@@ -4975,29 +4861,21 @@
           <w:sz w:val="20"/>
           <w:szCs w:val="20"/>
         </w:rPr>
-        <w:t>🛍</w:t>
-      </w:r>
-      <w:r>
-        <w:rPr>
-          <w:rFonts w:ascii="Century Gothic" w:hAnsi="Century Gothic" w:cs="Century Gothic"/>
-          <w:sz w:val="20"/>
-          <w:szCs w:val="20"/>
-        </w:rPr>
-        <w:t>️</w:t>
-      </w:r>
-      <w:r>
-        <w:rPr>
-          <w:rFonts w:ascii="Century Gothic" w:hAnsi="Century Gothic"/>
-          <w:sz w:val="20"/>
-          <w:szCs w:val="20"/>
-        </w:rPr>
-        <w:t xml:space="preserve"> Productos:");</w:t>
-      </w:r>
-    </w:p>
-    <w:p>
-      <w:pPr>
-        <w:spacing w:after="0" w:line="240" w:lineRule="auto"/>
-        <w:ind w:firstLine="708"/>
+        <w:t>🛒</w:t>
+      </w:r>
+      <w:r>
+        <w:rPr>
+          <w:rFonts w:ascii="Century Gothic" w:hAnsi="Century Gothic"/>
+          <w:sz w:val="20"/>
+          <w:szCs w:val="20"/>
+        </w:rPr>
+        <w:t xml:space="preserve"> Tu carrito está vacío.");</w:t>
+      </w:r>
+    </w:p>
+    <w:p>
+      <w:pPr>
+        <w:spacing w:after="0" w:line="240" w:lineRule="auto"/>
+        <w:ind w:left="708" w:firstLine="708"/>
         <w:jc w:val="both"/>
         <w:rPr>
           <w:rFonts w:ascii="Century Gothic" w:hAnsi="Century Gothic"/>
@@ -5013,17 +4891,9 @@
           <w:sz w:val="20"/>
           <w:szCs w:val="20"/>
         </w:rPr>
-        <w:t>carrito.forEach</w:t>
+        <w:t>return</w:t>
       </w:r>
       <w:proofErr w:type="spellEnd"/>
-      <w:r>
-        <w:rPr>
-          <w:rFonts w:ascii="Century Gothic" w:hAnsi="Century Gothic"/>
-          <w:sz w:val="20"/>
-          <w:szCs w:val="20"/>
-        </w:rPr>
-        <w:t>(</w:t>
-      </w:r>
       <w:proofErr w:type="gramEnd"/>
       <w:r>
         <w:rPr>
@@ -5031,13 +4901,44 @@
           <w:sz w:val="20"/>
           <w:szCs w:val="20"/>
         </w:rPr>
-        <w:t>p =&gt; {</w:t>
-      </w:r>
-    </w:p>
-    <w:p>
-      <w:pPr>
-        <w:spacing w:after="0" w:line="240" w:lineRule="auto"/>
-        <w:ind w:left="708" w:firstLine="708"/>
+        <w:t>;</w:t>
+      </w:r>
+    </w:p>
+    <w:p>
+      <w:pPr>
+        <w:spacing w:after="0" w:line="240" w:lineRule="auto"/>
+        <w:ind w:firstLine="708"/>
+        <w:jc w:val="both"/>
+        <w:rPr>
+          <w:rFonts w:ascii="Century Gothic" w:hAnsi="Century Gothic"/>
+          <w:sz w:val="20"/>
+          <w:szCs w:val="20"/>
+        </w:rPr>
+      </w:pPr>
+      <w:r>
+        <w:rPr>
+          <w:rFonts w:ascii="Century Gothic" w:hAnsi="Century Gothic"/>
+          <w:sz w:val="20"/>
+          <w:szCs w:val="20"/>
+        </w:rPr>
+        <w:t>}</w:t>
+      </w:r>
+    </w:p>
+    <w:p>
+      <w:pPr>
+        <w:spacing w:after="0" w:line="240" w:lineRule="auto"/>
+        <w:jc w:val="both"/>
+        <w:rPr>
+          <w:rFonts w:ascii="Century Gothic" w:hAnsi="Century Gothic"/>
+          <w:sz w:val="20"/>
+          <w:szCs w:val="20"/>
+        </w:rPr>
+      </w:pPr>
+    </w:p>
+    <w:p>
+      <w:pPr>
+        <w:spacing w:after="0" w:line="240" w:lineRule="auto"/>
+        <w:ind w:firstLine="708"/>
         <w:jc w:val="both"/>
         <w:rPr>
           <w:rFonts w:ascii="Century Gothic" w:hAnsi="Century Gothic"/>
@@ -5052,6 +4953,47 @@
           <w:sz w:val="20"/>
           <w:szCs w:val="20"/>
         </w:rPr>
+        <w:t>calcularTotal</w:t>
+      </w:r>
+      <w:proofErr w:type="gramEnd"/>
+      <w:r>
+        <w:rPr>
+          <w:rFonts w:ascii="Century Gothic" w:hAnsi="Century Gothic"/>
+          <w:sz w:val="20"/>
+          <w:szCs w:val="20"/>
+        </w:rPr>
+        <w:t>();</w:t>
+      </w:r>
+    </w:p>
+    <w:p>
+      <w:pPr>
+        <w:spacing w:after="0" w:line="240" w:lineRule="auto"/>
+        <w:jc w:val="both"/>
+        <w:rPr>
+          <w:rFonts w:ascii="Century Gothic" w:hAnsi="Century Gothic"/>
+          <w:sz w:val="20"/>
+          <w:szCs w:val="20"/>
+        </w:rPr>
+      </w:pPr>
+    </w:p>
+    <w:p>
+      <w:pPr>
+        <w:spacing w:after="0" w:line="240" w:lineRule="auto"/>
+        <w:ind w:firstLine="708"/>
+        <w:jc w:val="both"/>
+        <w:rPr>
+          <w:rFonts w:ascii="Century Gothic" w:hAnsi="Century Gothic"/>
+          <w:sz w:val="20"/>
+          <w:szCs w:val="20"/>
+        </w:rPr>
+      </w:pPr>
+      <w:proofErr w:type="gramStart"/>
+      <w:r>
+        <w:rPr>
+          <w:rFonts w:ascii="Century Gothic" w:hAnsi="Century Gothic"/>
+          <w:sz w:val="20"/>
+          <w:szCs w:val="20"/>
+        </w:rPr>
         <w:t>console.log(</w:t>
       </w:r>
       <w:proofErr w:type="gramEnd"/>
@@ -5061,7 +5003,23 @@
           <w:sz w:val="20"/>
           <w:szCs w:val="20"/>
         </w:rPr>
-        <w:t>` - ${</w:t>
+        <w:t>`</w:t>
+      </w:r>
+      <w:r>
+        <w:rPr>
+          <w:rFonts w:ascii="Century Gothic" w:hAnsi="Century Gothic" w:cs="Century Gothic"/>
+          <w:sz w:val="20"/>
+          <w:szCs w:val="20"/>
+        </w:rPr>
+        <w:t>🧾</w:t>
+      </w:r>
+      <w:r>
+        <w:rPr>
+          <w:rFonts w:ascii="Century Gothic" w:hAnsi="Century Gothic"/>
+          <w:sz w:val="20"/>
+          <w:szCs w:val="20"/>
+        </w:rPr>
+        <w:t xml:space="preserve"> Cliente: ${</w:t>
       </w:r>
       <w:proofErr w:type="spellStart"/>
       <w:r>
@@ -5070,7 +5028,7 @@
           <w:sz w:val="20"/>
           <w:szCs w:val="20"/>
         </w:rPr>
-        <w:t>p.cantidad</w:t>
+        <w:t>nombreCliente</w:t>
       </w:r>
       <w:proofErr w:type="spellEnd"/>
       <w:r>
@@ -5079,7 +5037,7 @@
           <w:sz w:val="20"/>
           <w:szCs w:val="20"/>
         </w:rPr>
-        <w:t>} x ${p.nombre} ($${p.precio})`);</w:t>
+        <w:t>}`);</w:t>
       </w:r>
     </w:p>
     <w:p>
@@ -5093,614 +5051,53 @@
           <w:szCs w:val="20"/>
         </w:rPr>
       </w:pPr>
-      <w:r>
-        <w:rPr>
-          <w:rFonts w:ascii="Century Gothic" w:hAnsi="Century Gothic"/>
-          <w:sz w:val="20"/>
-          <w:szCs w:val="20"/>
-        </w:rPr>
-        <w:t>});</w:t>
-      </w:r>
-    </w:p>
-    <w:p>
-      <w:pPr>
-        <w:spacing w:after="0" w:line="240" w:lineRule="auto"/>
-        <w:jc w:val="both"/>
-        <w:rPr>
-          <w:rFonts w:ascii="Century Gothic" w:hAnsi="Century Gothic"/>
-          <w:sz w:val="20"/>
-          <w:szCs w:val="20"/>
-        </w:rPr>
-      </w:pPr>
+      <w:proofErr w:type="gramStart"/>
+      <w:r>
+        <w:rPr>
+          <w:rFonts w:ascii="Century Gothic" w:hAnsi="Century Gothic"/>
+          <w:sz w:val="20"/>
+          <w:szCs w:val="20"/>
+        </w:rPr>
+        <w:t>console.log(</w:t>
+      </w:r>
+      <w:proofErr w:type="gramEnd"/>
+      <w:r>
+        <w:rPr>
+          <w:rFonts w:ascii="Century Gothic" w:hAnsi="Century Gothic"/>
+          <w:sz w:val="20"/>
+          <w:szCs w:val="20"/>
+        </w:rPr>
+        <w:t>"</w:t>
+      </w:r>
+      <w:r>
+        <w:rPr>
+          <w:rFonts w:ascii="Segoe UI Symbol" w:hAnsi="Segoe UI Symbol" w:cs="Segoe UI Symbol"/>
+          <w:sz w:val="20"/>
+          <w:szCs w:val="20"/>
+        </w:rPr>
+        <w:t>🛍</w:t>
+      </w:r>
+      <w:r>
+        <w:rPr>
+          <w:rFonts w:ascii="Century Gothic" w:hAnsi="Century Gothic" w:cs="Century Gothic"/>
+          <w:sz w:val="20"/>
+          <w:szCs w:val="20"/>
+        </w:rPr>
+        <w:t>️</w:t>
+      </w:r>
+      <w:r>
+        <w:rPr>
+          <w:rFonts w:ascii="Century Gothic" w:hAnsi="Century Gothic"/>
+          <w:sz w:val="20"/>
+          <w:szCs w:val="20"/>
+        </w:rPr>
+        <w:t xml:space="preserve"> Productos:");</w:t>
+      </w:r>
     </w:p>
     <w:p>
       <w:pPr>
         <w:spacing w:after="0" w:line="240" w:lineRule="auto"/>
         <w:ind w:firstLine="708"/>
-        <w:jc w:val="both"/>
-        <w:rPr>
-          <w:rFonts w:ascii="Century Gothic" w:hAnsi="Century Gothic"/>
-          <w:sz w:val="20"/>
-          <w:szCs w:val="20"/>
-        </w:rPr>
-      </w:pPr>
-      <w:proofErr w:type="gramStart"/>
-      <w:r>
-        <w:rPr>
-          <w:rFonts w:ascii="Century Gothic" w:hAnsi="Century Gothic"/>
-          <w:sz w:val="20"/>
-          <w:szCs w:val="20"/>
-        </w:rPr>
-        <w:t>console.log(</w:t>
-      </w:r>
-      <w:proofErr w:type="gramEnd"/>
-      <w:r>
-        <w:rPr>
-          <w:rFonts w:ascii="Century Gothic" w:hAnsi="Century Gothic"/>
-          <w:sz w:val="20"/>
-          <w:szCs w:val="20"/>
-        </w:rPr>
-        <w:t>`</w:t>
-      </w:r>
-      <w:r>
-        <w:rPr>
-          <w:rFonts w:ascii="Segoe UI Symbol" w:hAnsi="Segoe UI Symbol" w:cs="Segoe UI Symbol"/>
-          <w:sz w:val="20"/>
-          <w:szCs w:val="20"/>
-        </w:rPr>
-        <w:t>💵</w:t>
-      </w:r>
-      <w:r>
-        <w:rPr>
-          <w:rFonts w:ascii="Century Gothic" w:hAnsi="Century Gothic"/>
-          <w:sz w:val="20"/>
-          <w:szCs w:val="20"/>
-        </w:rPr>
-        <w:t xml:space="preserve"> Total: $${</w:t>
-      </w:r>
-      <w:proofErr w:type="spellStart"/>
-      <w:r>
-        <w:rPr>
-          <w:rFonts w:ascii="Century Gothic" w:hAnsi="Century Gothic"/>
-          <w:sz w:val="20"/>
-          <w:szCs w:val="20"/>
-        </w:rPr>
-        <w:t>totalCompra.toFixed</w:t>
-      </w:r>
-      <w:proofErr w:type="spellEnd"/>
-      <w:r>
-        <w:rPr>
-          <w:rFonts w:ascii="Century Gothic" w:hAnsi="Century Gothic"/>
-          <w:sz w:val="20"/>
-          <w:szCs w:val="20"/>
-        </w:rPr>
-        <w:t>(2)}`);</w:t>
-      </w:r>
-    </w:p>
-    <w:p>
-      <w:pPr>
-        <w:spacing w:after="0" w:line="240" w:lineRule="auto"/>
-        <w:jc w:val="both"/>
-        <w:rPr>
-          <w:rFonts w:ascii="Century Gothic" w:hAnsi="Century Gothic"/>
-          <w:sz w:val="20"/>
-          <w:szCs w:val="20"/>
-        </w:rPr>
-      </w:pPr>
-    </w:p>
-    <w:p>
-      <w:pPr>
-        <w:spacing w:after="0" w:line="240" w:lineRule="auto"/>
-        <w:ind w:firstLine="708"/>
-        <w:jc w:val="both"/>
-        <w:rPr>
-          <w:rFonts w:ascii="Century Gothic" w:hAnsi="Century Gothic"/>
-          <w:sz w:val="20"/>
-          <w:szCs w:val="20"/>
-        </w:rPr>
-      </w:pPr>
-      <w:proofErr w:type="gramStart"/>
-      <w:r>
-        <w:rPr>
-          <w:rFonts w:ascii="Century Gothic" w:hAnsi="Century Gothic"/>
-          <w:sz w:val="20"/>
-          <w:szCs w:val="20"/>
-        </w:rPr>
-        <w:t>if</w:t>
-      </w:r>
-      <w:proofErr w:type="gramEnd"/>
-      <w:r>
-        <w:rPr>
-          <w:rFonts w:ascii="Century Gothic" w:hAnsi="Century Gothic"/>
-          <w:sz w:val="20"/>
-          <w:szCs w:val="20"/>
-        </w:rPr>
-        <w:t xml:space="preserve"> (</w:t>
-      </w:r>
-      <w:proofErr w:type="spellStart"/>
-      <w:r>
-        <w:rPr>
-          <w:rFonts w:ascii="Century Gothic" w:hAnsi="Century Gothic"/>
-          <w:sz w:val="20"/>
-          <w:szCs w:val="20"/>
-        </w:rPr>
-        <w:t>descuentoAplicado</w:t>
-      </w:r>
-      <w:proofErr w:type="spellEnd"/>
-      <w:r>
-        <w:rPr>
-          <w:rFonts w:ascii="Century Gothic" w:hAnsi="Century Gothic"/>
-          <w:sz w:val="20"/>
-          <w:szCs w:val="20"/>
-        </w:rPr>
-        <w:t>) {</w:t>
-      </w:r>
-    </w:p>
-    <w:p>
-      <w:pPr>
-        <w:spacing w:after="0" w:line="240" w:lineRule="auto"/>
-        <w:ind w:left="708" w:firstLine="708"/>
-        <w:jc w:val="both"/>
-        <w:rPr>
-          <w:rFonts w:ascii="Century Gothic" w:hAnsi="Century Gothic"/>
-          <w:sz w:val="20"/>
-          <w:szCs w:val="20"/>
-        </w:rPr>
-      </w:pPr>
-      <w:proofErr w:type="gramStart"/>
-      <w:r>
-        <w:rPr>
-          <w:rFonts w:ascii="Century Gothic" w:hAnsi="Century Gothic"/>
-          <w:sz w:val="20"/>
-          <w:szCs w:val="20"/>
-        </w:rPr>
-        <w:t>console.log(</w:t>
-      </w:r>
-      <w:proofErr w:type="gramEnd"/>
-      <w:r>
-        <w:rPr>
-          <w:rFonts w:ascii="Century Gothic" w:hAnsi="Century Gothic"/>
-          <w:sz w:val="20"/>
-          <w:szCs w:val="20"/>
-        </w:rPr>
-        <w:t>"</w:t>
-      </w:r>
-      <w:r>
-        <w:rPr>
-          <w:rFonts w:ascii="Segoe UI Symbol" w:hAnsi="Segoe UI Symbol" w:cs="Segoe UI Symbol"/>
-          <w:sz w:val="20"/>
-          <w:szCs w:val="20"/>
-        </w:rPr>
-        <w:t>🎉</w:t>
-      </w:r>
-      <w:r>
-        <w:rPr>
-          <w:rFonts w:ascii="Century Gothic" w:hAnsi="Century Gothic"/>
-          <w:sz w:val="20"/>
-          <w:szCs w:val="20"/>
-        </w:rPr>
-        <w:t xml:space="preserve"> ¡Descuento aplicado del 10%!");</w:t>
-      </w:r>
-    </w:p>
-    <w:p>
-      <w:pPr>
-        <w:spacing w:after="0" w:line="240" w:lineRule="auto"/>
-        <w:ind w:firstLine="708"/>
-        <w:jc w:val="both"/>
-        <w:rPr>
-          <w:rFonts w:ascii="Century Gothic" w:hAnsi="Century Gothic"/>
-          <w:sz w:val="20"/>
-          <w:szCs w:val="20"/>
-        </w:rPr>
-      </w:pPr>
-      <w:r>
-        <w:rPr>
-          <w:rFonts w:ascii="Century Gothic" w:hAnsi="Century Gothic"/>
-          <w:sz w:val="20"/>
-          <w:szCs w:val="20"/>
-        </w:rPr>
-        <w:t xml:space="preserve">} </w:t>
-      </w:r>
-      <w:proofErr w:type="gramStart"/>
-      <w:r>
-        <w:rPr>
-          <w:rFonts w:ascii="Century Gothic" w:hAnsi="Century Gothic"/>
-          <w:sz w:val="20"/>
-          <w:szCs w:val="20"/>
-        </w:rPr>
-        <w:t>else</w:t>
-      </w:r>
-      <w:proofErr w:type="gramEnd"/>
-      <w:r>
-        <w:rPr>
-          <w:rFonts w:ascii="Century Gothic" w:hAnsi="Century Gothic"/>
-          <w:sz w:val="20"/>
-          <w:szCs w:val="20"/>
-        </w:rPr>
-        <w:t xml:space="preserve"> {</w:t>
-      </w:r>
-    </w:p>
-    <w:p>
-      <w:pPr>
-        <w:spacing w:after="0" w:line="240" w:lineRule="auto"/>
-        <w:ind w:left="708" w:firstLine="708"/>
-        <w:jc w:val="both"/>
-        <w:rPr>
-          <w:rFonts w:ascii="Century Gothic" w:hAnsi="Century Gothic"/>
-          <w:sz w:val="20"/>
-          <w:szCs w:val="20"/>
-        </w:rPr>
-      </w:pPr>
-      <w:proofErr w:type="gramStart"/>
-      <w:r>
-        <w:rPr>
-          <w:rFonts w:ascii="Century Gothic" w:hAnsi="Century Gothic"/>
-          <w:sz w:val="20"/>
-          <w:szCs w:val="20"/>
-        </w:rPr>
-        <w:t>console.log(</w:t>
-      </w:r>
-      <w:proofErr w:type="gramEnd"/>
-      <w:r>
-        <w:rPr>
-          <w:rFonts w:ascii="Century Gothic" w:hAnsi="Century Gothic"/>
-          <w:sz w:val="20"/>
-          <w:szCs w:val="20"/>
-        </w:rPr>
-        <w:t>"</w:t>
-      </w:r>
-      <w:r>
-        <w:rPr>
-          <w:rFonts w:ascii="Cambria Math" w:hAnsi="Cambria Math" w:cs="Cambria Math"/>
-          <w:sz w:val="20"/>
-          <w:szCs w:val="20"/>
-        </w:rPr>
-        <w:t>ℹ</w:t>
-      </w:r>
-      <w:r>
-        <w:rPr>
-          <w:rFonts w:ascii="Century Gothic" w:hAnsi="Century Gothic" w:cs="Century Gothic"/>
-          <w:sz w:val="20"/>
-          <w:szCs w:val="20"/>
-        </w:rPr>
-        <w:t>️</w:t>
-      </w:r>
-      <w:r>
-        <w:rPr>
-          <w:rFonts w:ascii="Century Gothic" w:hAnsi="Century Gothic"/>
-          <w:sz w:val="20"/>
-          <w:szCs w:val="20"/>
-        </w:rPr>
-        <w:t xml:space="preserve"> No se aplicó descuento.");</w:t>
-      </w:r>
-    </w:p>
-    <w:p>
-      <w:pPr>
-        <w:spacing w:after="0" w:line="240" w:lineRule="auto"/>
-        <w:ind w:firstLine="708"/>
-        <w:jc w:val="both"/>
-        <w:rPr>
-          <w:rFonts w:ascii="Century Gothic" w:hAnsi="Century Gothic"/>
-          <w:sz w:val="20"/>
-          <w:szCs w:val="20"/>
-        </w:rPr>
-      </w:pPr>
-      <w:r>
-        <w:rPr>
-          <w:rFonts w:ascii="Century Gothic" w:hAnsi="Century Gothic"/>
-          <w:sz w:val="20"/>
-          <w:szCs w:val="20"/>
-        </w:rPr>
-        <w:t>}</w:t>
-      </w:r>
-    </w:p>
-    <w:p>
-      <w:pPr>
-        <w:spacing w:after="0" w:line="240" w:lineRule="auto"/>
-        <w:jc w:val="both"/>
-        <w:rPr>
-          <w:rFonts w:ascii="Century Gothic" w:hAnsi="Century Gothic"/>
-          <w:sz w:val="20"/>
-          <w:szCs w:val="20"/>
-        </w:rPr>
-      </w:pPr>
-    </w:p>
-    <w:p>
-      <w:pPr>
-        <w:spacing w:after="0" w:line="240" w:lineRule="auto"/>
-        <w:ind w:firstLine="708"/>
-        <w:jc w:val="both"/>
-        <w:rPr>
-          <w:rFonts w:ascii="Century Gothic" w:hAnsi="Century Gothic"/>
-          <w:sz w:val="20"/>
-          <w:szCs w:val="20"/>
-        </w:rPr>
-      </w:pPr>
-      <w:proofErr w:type="gramStart"/>
-      <w:r>
-        <w:rPr>
-          <w:rFonts w:ascii="Century Gothic" w:hAnsi="Century Gothic"/>
-          <w:sz w:val="20"/>
-          <w:szCs w:val="20"/>
-        </w:rPr>
-        <w:t>console.log(</w:t>
-      </w:r>
-      <w:proofErr w:type="gramEnd"/>
-      <w:r>
-        <w:rPr>
-          <w:rFonts w:ascii="Century Gothic" w:hAnsi="Century Gothic"/>
-          <w:sz w:val="20"/>
-          <w:szCs w:val="20"/>
-        </w:rPr>
-        <w:t>"</w:t>
-      </w:r>
-      <w:r>
-        <w:rPr>
-          <w:rFonts w:ascii="Segoe UI Symbol" w:hAnsi="Segoe UI Symbol" w:cs="Segoe UI Symbol"/>
-          <w:sz w:val="20"/>
-          <w:szCs w:val="20"/>
-        </w:rPr>
-        <w:t>🙏</w:t>
-      </w:r>
-      <w:r>
-        <w:rPr>
-          <w:rFonts w:ascii="Century Gothic" w:hAnsi="Century Gothic"/>
-          <w:sz w:val="20"/>
-          <w:szCs w:val="20"/>
-        </w:rPr>
-        <w:t xml:space="preserve"> Gracias por tu compra.");</w:t>
-      </w:r>
-    </w:p>
-    <w:p>
-      <w:pPr>
-        <w:spacing w:after="0" w:line="240" w:lineRule="auto"/>
-        <w:jc w:val="both"/>
-        <w:rPr>
-          <w:rFonts w:ascii="Century Gothic" w:hAnsi="Century Gothic"/>
-          <w:sz w:val="20"/>
-          <w:szCs w:val="20"/>
-        </w:rPr>
-      </w:pPr>
-      <w:r>
-        <w:rPr>
-          <w:rFonts w:ascii="Century Gothic" w:hAnsi="Century Gothic"/>
-          <w:sz w:val="20"/>
-          <w:szCs w:val="20"/>
-        </w:rPr>
-        <w:t>}</w:t>
-      </w:r>
-    </w:p>
-    <w:p>
-      <w:pPr>
-        <w:spacing w:after="0" w:line="240" w:lineRule="auto"/>
-        <w:jc w:val="both"/>
-        <w:rPr>
-          <w:rFonts w:ascii="Century Gothic" w:hAnsi="Century Gothic"/>
-          <w:sz w:val="20"/>
-          <w:szCs w:val="20"/>
-        </w:rPr>
-      </w:pPr>
-    </w:p>
-    <w:p>
-      <w:pPr>
-        <w:spacing w:after="0" w:line="240" w:lineRule="auto"/>
-        <w:jc w:val="both"/>
-        <w:rPr>
-          <w:rFonts w:ascii="Century Gothic" w:hAnsi="Century Gothic"/>
-          <w:sz w:val="20"/>
-          <w:szCs w:val="20"/>
-        </w:rPr>
-      </w:pPr>
-    </w:p>
-    <w:p>
-      <w:pPr>
-        <w:spacing w:after="0" w:line="240" w:lineRule="auto"/>
-        <w:jc w:val="both"/>
-        <w:rPr>
-          <w:rFonts w:ascii="Century Gothic" w:hAnsi="Century Gothic"/>
-          <w:b/>
-          <w:sz w:val="20"/>
-          <w:szCs w:val="20"/>
-        </w:rPr>
-      </w:pPr>
-      <w:r>
-        <w:rPr>
-          <w:rFonts w:ascii="Century Gothic" w:hAnsi="Century Gothic"/>
-          <w:b/>
-          <w:sz w:val="20"/>
-          <w:szCs w:val="20"/>
-        </w:rPr>
-        <w:t>Pruebas</w:t>
-      </w:r>
-      <w:r>
-        <w:rPr>
-          <w:rFonts w:ascii="Century Gothic" w:hAnsi="Century Gothic"/>
-          <w:b/>
-          <w:sz w:val="20"/>
-          <w:szCs w:val="20"/>
-        </w:rPr>
-        <w:t xml:space="preserve"> realizadas</w:t>
-      </w:r>
-      <w:r>
-        <w:rPr>
-          <w:rFonts w:ascii="Century Gothic" w:hAnsi="Century Gothic"/>
-          <w:b/>
-          <w:sz w:val="20"/>
-          <w:szCs w:val="20"/>
-        </w:rPr>
-        <w:t>:</w:t>
-      </w:r>
-    </w:p>
-    <w:p>
-      <w:pPr>
-        <w:spacing w:after="0" w:line="240" w:lineRule="auto"/>
-        <w:jc w:val="both"/>
-        <w:rPr>
-          <w:rFonts w:ascii="Century Gothic" w:hAnsi="Century Gothic"/>
-          <w:sz w:val="20"/>
-          <w:szCs w:val="20"/>
-        </w:rPr>
-      </w:pPr>
-    </w:p>
-    <w:p>
-      <w:pPr>
-        <w:spacing w:after="0" w:line="240" w:lineRule="auto"/>
-        <w:jc w:val="both"/>
-        <w:rPr>
-          <w:rFonts w:ascii="Century Gothic" w:hAnsi="Century Gothic"/>
-          <w:sz w:val="20"/>
-          <w:szCs w:val="20"/>
-        </w:rPr>
-      </w:pPr>
-      <w:proofErr w:type="gramStart"/>
-      <w:r>
-        <w:rPr>
-          <w:rFonts w:ascii="Century Gothic" w:hAnsi="Century Gothic"/>
-          <w:sz w:val="20"/>
-          <w:szCs w:val="20"/>
-        </w:rPr>
-        <w:t>agregarProducto</w:t>
-      </w:r>
-      <w:proofErr w:type="gramEnd"/>
-      <w:r>
-        <w:rPr>
-          <w:rFonts w:ascii="Century Gothic" w:hAnsi="Century Gothic"/>
-          <w:sz w:val="20"/>
-          <w:szCs w:val="20"/>
-        </w:rPr>
-        <w:t>("Pan", 2, 1.5);</w:t>
-      </w:r>
-    </w:p>
-    <w:p>
-      <w:pPr>
-        <w:spacing w:after="0" w:line="240" w:lineRule="auto"/>
-        <w:jc w:val="both"/>
-        <w:rPr>
-          <w:rFonts w:ascii="Century Gothic" w:hAnsi="Century Gothic"/>
-          <w:sz w:val="20"/>
-          <w:szCs w:val="20"/>
-        </w:rPr>
-      </w:pPr>
-      <w:proofErr w:type="gramStart"/>
-      <w:r>
-        <w:rPr>
-          <w:rFonts w:ascii="Century Gothic" w:hAnsi="Century Gothic"/>
-          <w:sz w:val="20"/>
-          <w:szCs w:val="20"/>
-        </w:rPr>
-        <w:t>agregarProducto</w:t>
-      </w:r>
-      <w:proofErr w:type="gramEnd"/>
-      <w:r>
-        <w:rPr>
-          <w:rFonts w:ascii="Century Gothic" w:hAnsi="Century Gothic"/>
-          <w:sz w:val="20"/>
-          <w:szCs w:val="20"/>
-        </w:rPr>
-        <w:t>("Leche", 1, 2.2);</w:t>
-      </w:r>
-    </w:p>
-    <w:p>
-      <w:pPr>
-        <w:spacing w:after="0" w:line="240" w:lineRule="auto"/>
-        <w:jc w:val="both"/>
-        <w:rPr>
-          <w:rFonts w:ascii="Century Gothic" w:hAnsi="Century Gothic"/>
-          <w:sz w:val="20"/>
-          <w:szCs w:val="20"/>
-        </w:rPr>
-      </w:pPr>
-      <w:proofErr w:type="gramStart"/>
-      <w:r>
-        <w:rPr>
-          <w:rFonts w:ascii="Century Gothic" w:hAnsi="Century Gothic"/>
-          <w:sz w:val="20"/>
-          <w:szCs w:val="20"/>
-        </w:rPr>
-        <w:t>agregarProducto</w:t>
-      </w:r>
-      <w:proofErr w:type="gramEnd"/>
-      <w:r>
-        <w:rPr>
-          <w:rFonts w:ascii="Century Gothic" w:hAnsi="Century Gothic"/>
-          <w:sz w:val="20"/>
-          <w:szCs w:val="20"/>
-        </w:rPr>
-        <w:t>("Huevos", 0, 3); // inválido</w:t>
-      </w:r>
-    </w:p>
-    <w:p>
-      <w:pPr>
-        <w:spacing w:after="0" w:line="240" w:lineRule="auto"/>
-        <w:jc w:val="both"/>
-        <w:rPr>
-          <w:rFonts w:ascii="Century Gothic" w:hAnsi="Century Gothic"/>
-          <w:sz w:val="20"/>
-          <w:szCs w:val="20"/>
-        </w:rPr>
-      </w:pPr>
-      <w:proofErr w:type="gramStart"/>
-      <w:r>
-        <w:rPr>
-          <w:rFonts w:ascii="Century Gothic" w:hAnsi="Century Gothic"/>
-          <w:sz w:val="20"/>
-          <w:szCs w:val="20"/>
-        </w:rPr>
-        <w:t>agregarProducto</w:t>
-      </w:r>
-      <w:proofErr w:type="gramEnd"/>
-      <w:r>
-        <w:rPr>
-          <w:rFonts w:ascii="Century Gothic" w:hAnsi="Century Gothic"/>
-          <w:sz w:val="20"/>
-          <w:szCs w:val="20"/>
-        </w:rPr>
-        <w:t>("Arroz", 1, -5); // inválido</w:t>
-      </w:r>
-    </w:p>
-    <w:p>
-      <w:pPr>
-        <w:spacing w:after="0" w:line="240" w:lineRule="auto"/>
-        <w:jc w:val="both"/>
-        <w:rPr>
-          <w:rFonts w:ascii="Century Gothic" w:hAnsi="Century Gothic"/>
-          <w:sz w:val="20"/>
-          <w:szCs w:val="20"/>
-        </w:rPr>
-      </w:pPr>
-      <w:proofErr w:type="gramStart"/>
-      <w:r>
-        <w:rPr>
-          <w:rFonts w:ascii="Century Gothic" w:hAnsi="Century Gothic"/>
-          <w:sz w:val="20"/>
-          <w:szCs w:val="20"/>
-        </w:rPr>
-        <w:t>agregarProducto</w:t>
-      </w:r>
-      <w:proofErr w:type="gramEnd"/>
-      <w:r>
-        <w:rPr>
-          <w:rFonts w:ascii="Century Gothic" w:hAnsi="Century Gothic"/>
-          <w:sz w:val="20"/>
-          <w:szCs w:val="20"/>
-        </w:rPr>
-        <w:t>("Café", 1, 98);</w:t>
-      </w:r>
-    </w:p>
-    <w:p>
-      <w:pPr>
-        <w:spacing w:after="0" w:line="240" w:lineRule="auto"/>
-        <w:jc w:val="both"/>
-        <w:rPr>
-          <w:rFonts w:ascii="Century Gothic" w:hAnsi="Century Gothic"/>
-          <w:sz w:val="20"/>
-          <w:szCs w:val="20"/>
-        </w:rPr>
-      </w:pPr>
-    </w:p>
-    <w:p>
-      <w:pPr>
-        <w:spacing w:after="0" w:line="240" w:lineRule="auto"/>
         <w:jc w:val="both"/>
         <w:rPr>
           <w:rFonts w:ascii="Century Gothic" w:hAnsi="Century Gothic"/>
@@ -5716,7 +5113,237 @@
           <w:sz w:val="20"/>
           <w:szCs w:val="20"/>
         </w:rPr>
-        <w:t>quitarProducto</w:t>
+        <w:t>carrito.forEach</w:t>
+      </w:r>
+      <w:proofErr w:type="spellEnd"/>
+      <w:r>
+        <w:rPr>
+          <w:rFonts w:ascii="Century Gothic" w:hAnsi="Century Gothic"/>
+          <w:sz w:val="20"/>
+          <w:szCs w:val="20"/>
+        </w:rPr>
+        <w:t>(</w:t>
+      </w:r>
+      <w:proofErr w:type="gramEnd"/>
+      <w:r>
+        <w:rPr>
+          <w:rFonts w:ascii="Century Gothic" w:hAnsi="Century Gothic"/>
+          <w:sz w:val="20"/>
+          <w:szCs w:val="20"/>
+        </w:rPr>
+        <w:t>p =&gt; {</w:t>
+      </w:r>
+    </w:p>
+    <w:p>
+      <w:pPr>
+        <w:spacing w:after="0" w:line="240" w:lineRule="auto"/>
+        <w:ind w:left="708" w:firstLine="708"/>
+        <w:jc w:val="both"/>
+        <w:rPr>
+          <w:rFonts w:ascii="Century Gothic" w:hAnsi="Century Gothic"/>
+          <w:sz w:val="20"/>
+          <w:szCs w:val="20"/>
+        </w:rPr>
+      </w:pPr>
+      <w:proofErr w:type="gramStart"/>
+      <w:r>
+        <w:rPr>
+          <w:rFonts w:ascii="Century Gothic" w:hAnsi="Century Gothic"/>
+          <w:sz w:val="20"/>
+          <w:szCs w:val="20"/>
+        </w:rPr>
+        <w:t>console.log(</w:t>
+      </w:r>
+      <w:proofErr w:type="gramEnd"/>
+      <w:r>
+        <w:rPr>
+          <w:rFonts w:ascii="Century Gothic" w:hAnsi="Century Gothic"/>
+          <w:sz w:val="20"/>
+          <w:szCs w:val="20"/>
+        </w:rPr>
+        <w:t>` - ${</w:t>
+      </w:r>
+      <w:proofErr w:type="spellStart"/>
+      <w:r>
+        <w:rPr>
+          <w:rFonts w:ascii="Century Gothic" w:hAnsi="Century Gothic"/>
+          <w:sz w:val="20"/>
+          <w:szCs w:val="20"/>
+        </w:rPr>
+        <w:t>p.cantidad</w:t>
+      </w:r>
+      <w:proofErr w:type="spellEnd"/>
+      <w:r>
+        <w:rPr>
+          <w:rFonts w:ascii="Century Gothic" w:hAnsi="Century Gothic"/>
+          <w:sz w:val="20"/>
+          <w:szCs w:val="20"/>
+        </w:rPr>
+        <w:t>} x ${</w:t>
+      </w:r>
+      <w:proofErr w:type="spellStart"/>
+      <w:r>
+        <w:rPr>
+          <w:rFonts w:ascii="Century Gothic" w:hAnsi="Century Gothic"/>
+          <w:sz w:val="20"/>
+          <w:szCs w:val="20"/>
+        </w:rPr>
+        <w:t>p.nombre</w:t>
+      </w:r>
+      <w:proofErr w:type="spellEnd"/>
+      <w:r>
+        <w:rPr>
+          <w:rFonts w:ascii="Century Gothic" w:hAnsi="Century Gothic"/>
+          <w:sz w:val="20"/>
+          <w:szCs w:val="20"/>
+        </w:rPr>
+        <w:t>} ($${</w:t>
+      </w:r>
+      <w:proofErr w:type="spellStart"/>
+      <w:r>
+        <w:rPr>
+          <w:rFonts w:ascii="Century Gothic" w:hAnsi="Century Gothic"/>
+          <w:sz w:val="20"/>
+          <w:szCs w:val="20"/>
+        </w:rPr>
+        <w:t>p.precio</w:t>
+      </w:r>
+      <w:proofErr w:type="spellEnd"/>
+      <w:r>
+        <w:rPr>
+          <w:rFonts w:ascii="Century Gothic" w:hAnsi="Century Gothic"/>
+          <w:sz w:val="20"/>
+          <w:szCs w:val="20"/>
+        </w:rPr>
+        <w:t>})`);</w:t>
+      </w:r>
+    </w:p>
+    <w:p>
+      <w:pPr>
+        <w:spacing w:after="0" w:line="240" w:lineRule="auto"/>
+        <w:ind w:firstLine="708"/>
+        <w:jc w:val="both"/>
+        <w:rPr>
+          <w:rFonts w:ascii="Century Gothic" w:hAnsi="Century Gothic"/>
+          <w:sz w:val="20"/>
+          <w:szCs w:val="20"/>
+        </w:rPr>
+      </w:pPr>
+      <w:r>
+        <w:rPr>
+          <w:rFonts w:ascii="Century Gothic" w:hAnsi="Century Gothic"/>
+          <w:sz w:val="20"/>
+          <w:szCs w:val="20"/>
+        </w:rPr>
+        <w:t>});</w:t>
+      </w:r>
+    </w:p>
+    <w:p>
+      <w:pPr>
+        <w:spacing w:after="0" w:line="240" w:lineRule="auto"/>
+        <w:jc w:val="both"/>
+        <w:rPr>
+          <w:rFonts w:ascii="Century Gothic" w:hAnsi="Century Gothic"/>
+          <w:sz w:val="20"/>
+          <w:szCs w:val="20"/>
+        </w:rPr>
+      </w:pPr>
+    </w:p>
+    <w:p>
+      <w:pPr>
+        <w:spacing w:after="0" w:line="240" w:lineRule="auto"/>
+        <w:ind w:firstLine="708"/>
+        <w:jc w:val="both"/>
+        <w:rPr>
+          <w:rFonts w:ascii="Century Gothic" w:hAnsi="Century Gothic"/>
+          <w:sz w:val="20"/>
+          <w:szCs w:val="20"/>
+        </w:rPr>
+      </w:pPr>
+      <w:proofErr w:type="gramStart"/>
+      <w:r>
+        <w:rPr>
+          <w:rFonts w:ascii="Century Gothic" w:hAnsi="Century Gothic"/>
+          <w:sz w:val="20"/>
+          <w:szCs w:val="20"/>
+        </w:rPr>
+        <w:t>console.log(</w:t>
+      </w:r>
+      <w:proofErr w:type="gramEnd"/>
+      <w:r>
+        <w:rPr>
+          <w:rFonts w:ascii="Century Gothic" w:hAnsi="Century Gothic"/>
+          <w:sz w:val="20"/>
+          <w:szCs w:val="20"/>
+        </w:rPr>
+        <w:t>`</w:t>
+      </w:r>
+      <w:r>
+        <w:rPr>
+          <w:rFonts w:ascii="Segoe UI Symbol" w:hAnsi="Segoe UI Symbol" w:cs="Segoe UI Symbol"/>
+          <w:sz w:val="20"/>
+          <w:szCs w:val="20"/>
+        </w:rPr>
+        <w:t>💵</w:t>
+      </w:r>
+      <w:r>
+        <w:rPr>
+          <w:rFonts w:ascii="Century Gothic" w:hAnsi="Century Gothic"/>
+          <w:sz w:val="20"/>
+          <w:szCs w:val="20"/>
+        </w:rPr>
+        <w:t xml:space="preserve"> Total: $${</w:t>
+      </w:r>
+      <w:proofErr w:type="spellStart"/>
+      <w:r>
+        <w:rPr>
+          <w:rFonts w:ascii="Century Gothic" w:hAnsi="Century Gothic"/>
+          <w:sz w:val="20"/>
+          <w:szCs w:val="20"/>
+        </w:rPr>
+        <w:t>totalCompra.toFixed</w:t>
+      </w:r>
+      <w:proofErr w:type="spellEnd"/>
+      <w:r>
+        <w:rPr>
+          <w:rFonts w:ascii="Century Gothic" w:hAnsi="Century Gothic"/>
+          <w:sz w:val="20"/>
+          <w:szCs w:val="20"/>
+        </w:rPr>
+        <w:t>(2)}`);</w:t>
+      </w:r>
+    </w:p>
+    <w:p>
+      <w:pPr>
+        <w:spacing w:after="0" w:line="240" w:lineRule="auto"/>
+        <w:jc w:val="both"/>
+        <w:rPr>
+          <w:rFonts w:ascii="Century Gothic" w:hAnsi="Century Gothic"/>
+          <w:sz w:val="20"/>
+          <w:szCs w:val="20"/>
+        </w:rPr>
+      </w:pPr>
+    </w:p>
+    <w:p>
+      <w:pPr>
+        <w:spacing w:after="0" w:line="240" w:lineRule="auto"/>
+        <w:ind w:firstLine="708"/>
+        <w:jc w:val="both"/>
+        <w:rPr>
+          <w:rFonts w:ascii="Century Gothic" w:hAnsi="Century Gothic"/>
+          <w:sz w:val="20"/>
+          <w:szCs w:val="20"/>
+        </w:rPr>
+      </w:pPr>
+      <w:proofErr w:type="spellStart"/>
+      <w:proofErr w:type="gramStart"/>
+      <w:r>
+        <w:rPr>
+          <w:rFonts w:ascii="Century Gothic" w:hAnsi="Century Gothic"/>
+          <w:sz w:val="20"/>
+          <w:szCs w:val="20"/>
+        </w:rPr>
+        <w:t>if</w:t>
       </w:r>
       <w:proofErr w:type="spellEnd"/>
       <w:proofErr w:type="gramEnd"/>
@@ -5726,8 +5353,488 @@
           <w:sz w:val="20"/>
           <w:szCs w:val="20"/>
         </w:rPr>
-        <w:t>("Arroz"); // no existe</w:t>
-      </w:r>
+        <w:t xml:space="preserve"> (</w:t>
+      </w:r>
+      <w:proofErr w:type="spellStart"/>
+      <w:r>
+        <w:rPr>
+          <w:rFonts w:ascii="Century Gothic" w:hAnsi="Century Gothic"/>
+          <w:sz w:val="20"/>
+          <w:szCs w:val="20"/>
+        </w:rPr>
+        <w:t>descuentoAplicado</w:t>
+      </w:r>
+      <w:proofErr w:type="spellEnd"/>
+      <w:r>
+        <w:rPr>
+          <w:rFonts w:ascii="Century Gothic" w:hAnsi="Century Gothic"/>
+          <w:sz w:val="20"/>
+          <w:szCs w:val="20"/>
+        </w:rPr>
+        <w:t>) {</w:t>
+      </w:r>
+    </w:p>
+    <w:p>
+      <w:pPr>
+        <w:spacing w:after="0" w:line="240" w:lineRule="auto"/>
+        <w:ind w:left="708" w:firstLine="708"/>
+        <w:jc w:val="both"/>
+        <w:rPr>
+          <w:rFonts w:ascii="Century Gothic" w:hAnsi="Century Gothic"/>
+          <w:sz w:val="20"/>
+          <w:szCs w:val="20"/>
+        </w:rPr>
+      </w:pPr>
+      <w:proofErr w:type="gramStart"/>
+      <w:r>
+        <w:rPr>
+          <w:rFonts w:ascii="Century Gothic" w:hAnsi="Century Gothic"/>
+          <w:sz w:val="20"/>
+          <w:szCs w:val="20"/>
+        </w:rPr>
+        <w:t>console.log(</w:t>
+      </w:r>
+      <w:proofErr w:type="gramEnd"/>
+      <w:r>
+        <w:rPr>
+          <w:rFonts w:ascii="Century Gothic" w:hAnsi="Century Gothic"/>
+          <w:sz w:val="20"/>
+          <w:szCs w:val="20"/>
+        </w:rPr>
+        <w:t>"</w:t>
+      </w:r>
+      <w:r>
+        <w:rPr>
+          <w:rFonts w:ascii="Segoe UI Symbol" w:hAnsi="Segoe UI Symbol" w:cs="Segoe UI Symbol"/>
+          <w:sz w:val="20"/>
+          <w:szCs w:val="20"/>
+        </w:rPr>
+        <w:t>🎉</w:t>
+      </w:r>
+      <w:r>
+        <w:rPr>
+          <w:rFonts w:ascii="Century Gothic" w:hAnsi="Century Gothic"/>
+          <w:sz w:val="20"/>
+          <w:szCs w:val="20"/>
+        </w:rPr>
+        <w:t xml:space="preserve"> ¡Descuento aplicado del 10%!");</w:t>
+      </w:r>
+    </w:p>
+    <w:p>
+      <w:pPr>
+        <w:spacing w:after="0" w:line="240" w:lineRule="auto"/>
+        <w:ind w:firstLine="708"/>
+        <w:jc w:val="both"/>
+        <w:rPr>
+          <w:rFonts w:ascii="Century Gothic" w:hAnsi="Century Gothic"/>
+          <w:sz w:val="20"/>
+          <w:szCs w:val="20"/>
+        </w:rPr>
+      </w:pPr>
+      <w:r>
+        <w:rPr>
+          <w:rFonts w:ascii="Century Gothic" w:hAnsi="Century Gothic"/>
+          <w:sz w:val="20"/>
+          <w:szCs w:val="20"/>
+        </w:rPr>
+        <w:t xml:space="preserve">} </w:t>
+      </w:r>
+      <w:proofErr w:type="gramStart"/>
+      <w:r>
+        <w:rPr>
+          <w:rFonts w:ascii="Century Gothic" w:hAnsi="Century Gothic"/>
+          <w:sz w:val="20"/>
+          <w:szCs w:val="20"/>
+        </w:rPr>
+        <w:t>else</w:t>
+      </w:r>
+      <w:proofErr w:type="gramEnd"/>
+      <w:r>
+        <w:rPr>
+          <w:rFonts w:ascii="Century Gothic" w:hAnsi="Century Gothic"/>
+          <w:sz w:val="20"/>
+          <w:szCs w:val="20"/>
+        </w:rPr>
+        <w:t xml:space="preserve"> {</w:t>
+      </w:r>
+    </w:p>
+    <w:p>
+      <w:pPr>
+        <w:spacing w:after="0" w:line="240" w:lineRule="auto"/>
+        <w:ind w:left="708" w:firstLine="708"/>
+        <w:jc w:val="both"/>
+        <w:rPr>
+          <w:rFonts w:ascii="Century Gothic" w:hAnsi="Century Gothic"/>
+          <w:sz w:val="20"/>
+          <w:szCs w:val="20"/>
+        </w:rPr>
+      </w:pPr>
+      <w:proofErr w:type="gramStart"/>
+      <w:r>
+        <w:rPr>
+          <w:rFonts w:ascii="Century Gothic" w:hAnsi="Century Gothic"/>
+          <w:sz w:val="20"/>
+          <w:szCs w:val="20"/>
+        </w:rPr>
+        <w:t>console.log(</w:t>
+      </w:r>
+      <w:proofErr w:type="gramEnd"/>
+      <w:r>
+        <w:rPr>
+          <w:rFonts w:ascii="Century Gothic" w:hAnsi="Century Gothic"/>
+          <w:sz w:val="20"/>
+          <w:szCs w:val="20"/>
+        </w:rPr>
+        <w:t>"</w:t>
+      </w:r>
+      <w:r>
+        <w:rPr>
+          <w:rFonts w:ascii="Cambria Math" w:hAnsi="Cambria Math" w:cs="Cambria Math"/>
+          <w:sz w:val="20"/>
+          <w:szCs w:val="20"/>
+        </w:rPr>
+        <w:t>ℹ</w:t>
+      </w:r>
+      <w:r>
+        <w:rPr>
+          <w:rFonts w:ascii="Century Gothic" w:hAnsi="Century Gothic" w:cs="Century Gothic"/>
+          <w:sz w:val="20"/>
+          <w:szCs w:val="20"/>
+        </w:rPr>
+        <w:t>️</w:t>
+      </w:r>
+      <w:r>
+        <w:rPr>
+          <w:rFonts w:ascii="Century Gothic" w:hAnsi="Century Gothic"/>
+          <w:sz w:val="20"/>
+          <w:szCs w:val="20"/>
+        </w:rPr>
+        <w:t xml:space="preserve"> No se aplicó descuento.");</w:t>
+      </w:r>
+    </w:p>
+    <w:p>
+      <w:pPr>
+        <w:spacing w:after="0" w:line="240" w:lineRule="auto"/>
+        <w:ind w:firstLine="708"/>
+        <w:jc w:val="both"/>
+        <w:rPr>
+          <w:rFonts w:ascii="Century Gothic" w:hAnsi="Century Gothic"/>
+          <w:sz w:val="20"/>
+          <w:szCs w:val="20"/>
+        </w:rPr>
+      </w:pPr>
+      <w:r>
+        <w:rPr>
+          <w:rFonts w:ascii="Century Gothic" w:hAnsi="Century Gothic"/>
+          <w:sz w:val="20"/>
+          <w:szCs w:val="20"/>
+        </w:rPr>
+        <w:t>}</w:t>
+      </w:r>
+    </w:p>
+    <w:p>
+      <w:pPr>
+        <w:spacing w:after="0" w:line="240" w:lineRule="auto"/>
+        <w:jc w:val="both"/>
+        <w:rPr>
+          <w:rFonts w:ascii="Century Gothic" w:hAnsi="Century Gothic"/>
+          <w:sz w:val="20"/>
+          <w:szCs w:val="20"/>
+        </w:rPr>
+      </w:pPr>
+    </w:p>
+    <w:p>
+      <w:pPr>
+        <w:spacing w:after="0" w:line="240" w:lineRule="auto"/>
+        <w:ind w:firstLine="708"/>
+        <w:jc w:val="both"/>
+        <w:rPr>
+          <w:rFonts w:ascii="Century Gothic" w:hAnsi="Century Gothic"/>
+          <w:sz w:val="20"/>
+          <w:szCs w:val="20"/>
+        </w:rPr>
+      </w:pPr>
+      <w:proofErr w:type="gramStart"/>
+      <w:r>
+        <w:rPr>
+          <w:rFonts w:ascii="Century Gothic" w:hAnsi="Century Gothic"/>
+          <w:sz w:val="20"/>
+          <w:szCs w:val="20"/>
+        </w:rPr>
+        <w:t>console.log(</w:t>
+      </w:r>
+      <w:proofErr w:type="gramEnd"/>
+      <w:r>
+        <w:rPr>
+          <w:rFonts w:ascii="Century Gothic" w:hAnsi="Century Gothic"/>
+          <w:sz w:val="20"/>
+          <w:szCs w:val="20"/>
+        </w:rPr>
+        <w:t>"</w:t>
+      </w:r>
+      <w:r>
+        <w:rPr>
+          <w:rFonts w:ascii="Segoe UI Symbol" w:hAnsi="Segoe UI Symbol" w:cs="Segoe UI Symbol"/>
+          <w:sz w:val="20"/>
+          <w:szCs w:val="20"/>
+        </w:rPr>
+        <w:t>🙏</w:t>
+      </w:r>
+      <w:r>
+        <w:rPr>
+          <w:rFonts w:ascii="Century Gothic" w:hAnsi="Century Gothic"/>
+          <w:sz w:val="20"/>
+          <w:szCs w:val="20"/>
+        </w:rPr>
+        <w:t xml:space="preserve"> Gracias por tu compra.");</w:t>
+      </w:r>
+    </w:p>
+    <w:p>
+      <w:pPr>
+        <w:spacing w:after="0" w:line="240" w:lineRule="auto"/>
+        <w:jc w:val="both"/>
+        <w:rPr>
+          <w:rFonts w:ascii="Century Gothic" w:hAnsi="Century Gothic"/>
+          <w:sz w:val="20"/>
+          <w:szCs w:val="20"/>
+        </w:rPr>
+      </w:pPr>
+      <w:r>
+        <w:rPr>
+          <w:rFonts w:ascii="Century Gothic" w:hAnsi="Century Gothic"/>
+          <w:sz w:val="20"/>
+          <w:szCs w:val="20"/>
+        </w:rPr>
+        <w:t>}</w:t>
+      </w:r>
+    </w:p>
+    <w:p>
+      <w:pPr>
+        <w:spacing w:after="0" w:line="240" w:lineRule="auto"/>
+        <w:jc w:val="both"/>
+        <w:rPr>
+          <w:rFonts w:ascii="Century Gothic" w:hAnsi="Century Gothic"/>
+          <w:sz w:val="20"/>
+          <w:szCs w:val="20"/>
+        </w:rPr>
+      </w:pPr>
+    </w:p>
+    <w:p>
+      <w:pPr>
+        <w:spacing w:after="0" w:line="240" w:lineRule="auto"/>
+        <w:jc w:val="both"/>
+        <w:rPr>
+          <w:rFonts w:ascii="Century Gothic" w:hAnsi="Century Gothic"/>
+          <w:sz w:val="20"/>
+          <w:szCs w:val="20"/>
+        </w:rPr>
+      </w:pPr>
+    </w:p>
+    <w:p>
+      <w:pPr>
+        <w:spacing w:after="0" w:line="240" w:lineRule="auto"/>
+        <w:jc w:val="both"/>
+        <w:rPr>
+          <w:rFonts w:ascii="Century Gothic" w:hAnsi="Century Gothic"/>
+          <w:b/>
+          <w:sz w:val="20"/>
+          <w:szCs w:val="20"/>
+        </w:rPr>
+      </w:pPr>
+      <w:r>
+        <w:rPr>
+          <w:rFonts w:ascii="Century Gothic" w:hAnsi="Century Gothic"/>
+          <w:b/>
+          <w:sz w:val="20"/>
+          <w:szCs w:val="20"/>
+        </w:rPr>
+        <w:t>Pruebas</w:t>
+      </w:r>
+      <w:r>
+        <w:rPr>
+          <w:rFonts w:ascii="Century Gothic" w:hAnsi="Century Gothic"/>
+          <w:b/>
+          <w:sz w:val="20"/>
+          <w:szCs w:val="20"/>
+        </w:rPr>
+        <w:t xml:space="preserve"> realizadas</w:t>
+      </w:r>
+      <w:r>
+        <w:rPr>
+          <w:rFonts w:ascii="Century Gothic" w:hAnsi="Century Gothic"/>
+          <w:b/>
+          <w:sz w:val="20"/>
+          <w:szCs w:val="20"/>
+        </w:rPr>
+        <w:t>:</w:t>
+      </w:r>
+    </w:p>
+    <w:p>
+      <w:pPr>
+        <w:spacing w:after="0" w:line="240" w:lineRule="auto"/>
+        <w:jc w:val="both"/>
+        <w:rPr>
+          <w:rFonts w:ascii="Century Gothic" w:hAnsi="Century Gothic"/>
+          <w:sz w:val="20"/>
+          <w:szCs w:val="20"/>
+        </w:rPr>
+      </w:pPr>
+    </w:p>
+    <w:p>
+      <w:pPr>
+        <w:spacing w:after="0" w:line="240" w:lineRule="auto"/>
+        <w:jc w:val="both"/>
+        <w:rPr>
+          <w:rFonts w:ascii="Century Gothic" w:hAnsi="Century Gothic"/>
+          <w:sz w:val="20"/>
+          <w:szCs w:val="20"/>
+        </w:rPr>
+      </w:pPr>
+      <w:proofErr w:type="gramStart"/>
+      <w:r>
+        <w:rPr>
+          <w:rFonts w:ascii="Century Gothic" w:hAnsi="Century Gothic"/>
+          <w:sz w:val="20"/>
+          <w:szCs w:val="20"/>
+        </w:rPr>
+        <w:t>agregarProducto</w:t>
+      </w:r>
+      <w:proofErr w:type="gramEnd"/>
+      <w:r>
+        <w:rPr>
+          <w:rFonts w:ascii="Century Gothic" w:hAnsi="Century Gothic"/>
+          <w:sz w:val="20"/>
+          <w:szCs w:val="20"/>
+        </w:rPr>
+        <w:t>("Pan", 2, 1.5);</w:t>
+      </w:r>
+    </w:p>
+    <w:p>
+      <w:pPr>
+        <w:spacing w:after="0" w:line="240" w:lineRule="auto"/>
+        <w:jc w:val="both"/>
+        <w:rPr>
+          <w:rFonts w:ascii="Century Gothic" w:hAnsi="Century Gothic"/>
+          <w:sz w:val="20"/>
+          <w:szCs w:val="20"/>
+        </w:rPr>
+      </w:pPr>
+      <w:proofErr w:type="gramStart"/>
+      <w:r>
+        <w:rPr>
+          <w:rFonts w:ascii="Century Gothic" w:hAnsi="Century Gothic"/>
+          <w:sz w:val="20"/>
+          <w:szCs w:val="20"/>
+        </w:rPr>
+        <w:t>agregarProducto</w:t>
+      </w:r>
+      <w:proofErr w:type="gramEnd"/>
+      <w:r>
+        <w:rPr>
+          <w:rFonts w:ascii="Century Gothic" w:hAnsi="Century Gothic"/>
+          <w:sz w:val="20"/>
+          <w:szCs w:val="20"/>
+        </w:rPr>
+        <w:t>("Leche", 1, 2.2);</w:t>
+      </w:r>
+    </w:p>
+    <w:p>
+      <w:pPr>
+        <w:spacing w:after="0" w:line="240" w:lineRule="auto"/>
+        <w:jc w:val="both"/>
+        <w:rPr>
+          <w:rFonts w:ascii="Century Gothic" w:hAnsi="Century Gothic"/>
+          <w:sz w:val="20"/>
+          <w:szCs w:val="20"/>
+        </w:rPr>
+      </w:pPr>
+      <w:proofErr w:type="gramStart"/>
+      <w:r>
+        <w:rPr>
+          <w:rFonts w:ascii="Century Gothic" w:hAnsi="Century Gothic"/>
+          <w:sz w:val="20"/>
+          <w:szCs w:val="20"/>
+        </w:rPr>
+        <w:t>agregarProducto</w:t>
+      </w:r>
+      <w:proofErr w:type="gramEnd"/>
+      <w:r>
+        <w:rPr>
+          <w:rFonts w:ascii="Century Gothic" w:hAnsi="Century Gothic"/>
+          <w:sz w:val="20"/>
+          <w:szCs w:val="20"/>
+        </w:rPr>
+        <w:t>("Huevos", 0, 3); // inválido</w:t>
+      </w:r>
+    </w:p>
+    <w:p>
+      <w:pPr>
+        <w:spacing w:after="0" w:line="240" w:lineRule="auto"/>
+        <w:jc w:val="both"/>
+        <w:rPr>
+          <w:rFonts w:ascii="Century Gothic" w:hAnsi="Century Gothic"/>
+          <w:sz w:val="20"/>
+          <w:szCs w:val="20"/>
+        </w:rPr>
+      </w:pPr>
+      <w:proofErr w:type="gramStart"/>
+      <w:r>
+        <w:rPr>
+          <w:rFonts w:ascii="Century Gothic" w:hAnsi="Century Gothic"/>
+          <w:sz w:val="20"/>
+          <w:szCs w:val="20"/>
+        </w:rPr>
+        <w:t>agregarProducto</w:t>
+      </w:r>
+      <w:proofErr w:type="gramEnd"/>
+      <w:r>
+        <w:rPr>
+          <w:rFonts w:ascii="Century Gothic" w:hAnsi="Century Gothic"/>
+          <w:sz w:val="20"/>
+          <w:szCs w:val="20"/>
+        </w:rPr>
+        <w:t>("Arroz", 1, -5); // inválido</w:t>
+      </w:r>
+    </w:p>
+    <w:p>
+      <w:pPr>
+        <w:spacing w:after="0" w:line="240" w:lineRule="auto"/>
+        <w:jc w:val="both"/>
+        <w:rPr>
+          <w:rFonts w:ascii="Century Gothic" w:hAnsi="Century Gothic"/>
+          <w:sz w:val="20"/>
+          <w:szCs w:val="20"/>
+        </w:rPr>
+      </w:pPr>
+      <w:proofErr w:type="gramStart"/>
+      <w:r>
+        <w:rPr>
+          <w:rFonts w:ascii="Century Gothic" w:hAnsi="Century Gothic"/>
+          <w:sz w:val="20"/>
+          <w:szCs w:val="20"/>
+        </w:rPr>
+        <w:t>agregarProducto</w:t>
+      </w:r>
+      <w:proofErr w:type="gramEnd"/>
+      <w:r>
+        <w:rPr>
+          <w:rFonts w:ascii="Century Gothic" w:hAnsi="Century Gothic"/>
+          <w:sz w:val="20"/>
+          <w:szCs w:val="20"/>
+        </w:rPr>
+        <w:t>("Café", 1, 98);</w:t>
+      </w:r>
+    </w:p>
+    <w:p>
+      <w:pPr>
+        <w:spacing w:after="0" w:line="240" w:lineRule="auto"/>
+        <w:jc w:val="both"/>
+        <w:rPr>
+          <w:rFonts w:ascii="Century Gothic" w:hAnsi="Century Gothic"/>
+          <w:sz w:val="20"/>
+          <w:szCs w:val="20"/>
+        </w:rPr>
+      </w:pPr>
     </w:p>
     <w:p>
       <w:pPr>
@@ -5757,6 +5864,37 @@
           <w:sz w:val="20"/>
           <w:szCs w:val="20"/>
         </w:rPr>
+        <w:t>("Arroz"); // no existe</w:t>
+      </w:r>
+    </w:p>
+    <w:p>
+      <w:pPr>
+        <w:spacing w:after="0" w:line="240" w:lineRule="auto"/>
+        <w:jc w:val="both"/>
+        <w:rPr>
+          <w:rFonts w:ascii="Century Gothic" w:hAnsi="Century Gothic"/>
+          <w:sz w:val="20"/>
+          <w:szCs w:val="20"/>
+        </w:rPr>
+      </w:pPr>
+      <w:proofErr w:type="spellStart"/>
+      <w:proofErr w:type="gramStart"/>
+      <w:r>
+        <w:rPr>
+          <w:rFonts w:ascii="Century Gothic" w:hAnsi="Century Gothic"/>
+          <w:sz w:val="20"/>
+          <w:szCs w:val="20"/>
+        </w:rPr>
+        <w:t>quitarProducto</w:t>
+      </w:r>
+      <w:proofErr w:type="spellEnd"/>
+      <w:proofErr w:type="gramEnd"/>
+      <w:r>
+        <w:rPr>
+          <w:rFonts w:ascii="Century Gothic" w:hAnsi="Century Gothic"/>
+          <w:sz w:val="20"/>
+          <w:szCs w:val="20"/>
+        </w:rPr>
         <w:t>("Pan");</w:t>
       </w:r>
     </w:p>
@@ -5953,8 +6091,6 @@
           <w:szCs w:val="20"/>
         </w:rPr>
       </w:pPr>
-      <w:bookmarkStart w:id="0" w:name="_GoBack"/>
-      <w:bookmarkEnd w:id="0"/>
     </w:p>
     <w:p>
       <w:pPr>
@@ -6354,14 +6490,61 @@
     </w:p>
     <w:p>
       <w:pPr>
-        <w:spacing w:after="0" w:line="240" w:lineRule="auto"/>
-        <w:jc w:val="both"/>
-        <w:rPr>
-          <w:rFonts w:ascii="Century Gothic" w:hAnsi="Century Gothic"/>
-          <w:sz w:val="20"/>
-          <w:szCs w:val="20"/>
-        </w:rPr>
-      </w:pPr>
+        <w:pStyle w:val="Prrafodelista"/>
+        <w:numPr>
+          <w:ilvl w:val="0"/>
+          <w:numId w:val="6"/>
+        </w:numPr>
+        <w:spacing w:after="0" w:line="240" w:lineRule="auto"/>
+        <w:ind w:left="567" w:hanging="567"/>
+        <w:jc w:val="both"/>
+        <w:rPr>
+          <w:rFonts w:ascii="Century Gothic" w:hAnsi="Century Gothic"/>
+          <w:b/>
+          <w:sz w:val="20"/>
+          <w:szCs w:val="20"/>
+        </w:rPr>
+      </w:pPr>
+      <w:r>
+        <w:rPr>
+          <w:rFonts w:ascii="Century Gothic" w:hAnsi="Century Gothic"/>
+          <w:b/>
+          <w:sz w:val="20"/>
+          <w:szCs w:val="20"/>
+        </w:rPr>
+        <w:t>OTROS CÓDIGOS:</w:t>
+      </w:r>
+    </w:p>
+    <w:p>
+      <w:pPr>
+        <w:spacing w:after="0" w:line="240" w:lineRule="auto"/>
+        <w:jc w:val="both"/>
+        <w:rPr>
+          <w:rFonts w:ascii="Century Gothic" w:hAnsi="Century Gothic"/>
+          <w:sz w:val="20"/>
+          <w:szCs w:val="20"/>
+        </w:rPr>
+      </w:pPr>
+    </w:p>
+    <w:p>
+      <w:pPr>
+        <w:spacing w:after="0" w:line="240" w:lineRule="auto"/>
+        <w:ind w:left="567"/>
+        <w:jc w:val="both"/>
+        <w:rPr>
+          <w:rFonts w:ascii="Century Gothic" w:hAnsi="Century Gothic"/>
+          <w:sz w:val="20"/>
+          <w:szCs w:val="20"/>
+        </w:rPr>
+      </w:pPr>
+      <w:r>
+        <w:rPr>
+          <w:rFonts w:ascii="Century Gothic" w:hAnsi="Century Gothic"/>
+          <w:sz w:val="20"/>
+          <w:szCs w:val="20"/>
+        </w:rPr>
+        <w:t>Adicionalmente se adjunta códigos realizados que fueron comparados en cuanto a funcionamiento, estructura y logia de programación con funciones y sin funciones, cumpliendo el mismo objetivo.</w:t>
+      </w:r>
     </w:p>
     <w:p>
       <w:pPr>
